--- a/kolmogorov-complexity.docx
+++ b/kolmogorov-complexity.docx
@@ -15,7 +15,7 @@
         <w:pStyle w:val="Date"/>
       </w:pPr>
       <w:r>
-        <w:t xml:space="preserve">Last modified: 2026-10-14 11:35:33 (PDT)</w:t>
+        <w:t xml:space="preserve">Last modified: 2026-10-14 11:47:17 (PDT)</w:t>
       </w:r>
     </w:p>
     <w:p>

--- a/kolmogorov-complexity.docx
+++ b/kolmogorov-complexity.docx
@@ -15,7 +15,7 @@
         <w:pStyle w:val="Date"/>
       </w:pPr>
       <w:r>
-        <w:t xml:space="preserve">Last modified: 2026-10-14 11:47:17 (PDT)</w:t>
+        <w:t xml:space="preserve">Last modified: 2026-10-14 23:34:53 (PDT)</w:t>
       </w:r>
     </w:p>
     <w:p>
@@ -121,7 +121,7 @@
         <w:t xml:space="preserve">.</w:t>
       </w:r>
     </w:p>
-    <w:bookmarkStart w:id="16" w:name="sec-kolmogorov-definition"/>
+    <w:bookmarkStart w:id="17" w:name="sec-kolmogorov-definition"/>
     <w:p>
       <w:pPr>
         <w:pStyle w:val="Heading2"/>
@@ -329,19 +329,23 @@
             <m:t>K</m:t>
           </m:r>
           <m:r>
-            <m:rPr>
-              <m:sty m:val="p"/>
-            </m:rPr>
-            <m:t>(</m:t>
+            <m:t>​</m:t>
           </m:r>
+          <m:d>
+            <m:dPr>
+              <m:begChr m:val="("/>
+              <m:sepChr m:val=""/>
+              <m:endChr m:val=")"/>
+              <m:grow/>
+            </m:dPr>
+            <m:e>
+              <m:r>
+                <m:t>x</m:t>
+              </m:r>
+            </m:e>
+          </m:d>
           <m:r>
-            <m:t>x</m:t>
-          </m:r>
-          <m:r>
-            <m:rPr>
-              <m:sty m:val="p"/>
-            </m:rPr>
-            <m:t>)</m:t>
+            <m:t>​</m:t>
           </m:r>
           <m:limUpp>
             <m:e>
@@ -369,68 +373,72 @@
             <m:t>min</m:t>
           </m:r>
           <m:r>
-            <m:rPr>
-              <m:sty m:val="p"/>
-            </m:rPr>
-            <m:t>{</m:t>
-          </m:r>
-          <m:r>
             <m:t>​</m:t>
           </m:r>
           <m:d>
             <m:dPr>
-              <m:begChr m:val="|"/>
+              <m:begChr m:val="{"/>
               <m:sepChr m:val=""/>
-              <m:endChr m:val="|"/>
+              <m:endChr m:val="}"/>
               <m:grow/>
             </m:dPr>
             <m:e>
               <m:r>
+                <m:t>​</m:t>
+              </m:r>
+              <m:d>
+                <m:dPr>
+                  <m:begChr m:val="|"/>
+                  <m:sepChr m:val=""/>
+                  <m:endChr m:val="|"/>
+                  <m:grow/>
+                </m:dPr>
+                <m:e>
+                  <m:r>
+                    <m:t>p</m:t>
+                  </m:r>
+                </m:e>
+              </m:d>
+              <m:r>
+                <m:t>​</m:t>
+              </m:r>
+              <m:r>
+                <m:rPr>
+                  <m:sty m:val="p"/>
+                </m:rPr>
+                <m:t>:</m:t>
+              </m:r>
+              <m:r>
+                <m:t>U</m:t>
+              </m:r>
+              <m:r>
+                <m:rPr>
+                  <m:sty m:val="p"/>
+                </m:rPr>
+                <m:t>(</m:t>
+              </m:r>
+              <m:r>
                 <m:t>p</m:t>
+              </m:r>
+              <m:r>
+                <m:rPr>
+                  <m:sty m:val="p"/>
+                </m:rPr>
+                <m:t>)</m:t>
+              </m:r>
+              <m:r>
+                <m:rPr>
+                  <m:sty m:val="p"/>
+                </m:rPr>
+                <m:t>=</m:t>
+              </m:r>
+              <m:r>
+                <m:t>x</m:t>
               </m:r>
             </m:e>
           </m:d>
           <m:r>
             <m:t>​</m:t>
-          </m:r>
-          <m:r>
-            <m:rPr>
-              <m:sty m:val="p"/>
-            </m:rPr>
-            <m:t>:</m:t>
-          </m:r>
-          <m:r>
-            <m:t>U</m:t>
-          </m:r>
-          <m:r>
-            <m:rPr>
-              <m:sty m:val="p"/>
-            </m:rPr>
-            <m:t>(</m:t>
-          </m:r>
-          <m:r>
-            <m:t>p</m:t>
-          </m:r>
-          <m:r>
-            <m:rPr>
-              <m:sty m:val="p"/>
-            </m:rPr>
-            <m:t>)</m:t>
-          </m:r>
-          <m:r>
-            <m:rPr>
-              <m:sty m:val="p"/>
-            </m:rPr>
-            <m:t>=</m:t>
-          </m:r>
-          <m:r>
-            <m:t>x</m:t>
-          </m:r>
-          <m:r>
-            <m:rPr>
-              <m:sty m:val="p"/>
-            </m:rPr>
-            <m:t>}</m:t>
           </m:r>
           <m:r>
             <m:rPr>
@@ -493,6 +501,178 @@
         <w:t xml:space="preserve"> </w:t>
       </w:r>
       <w:r>
+        <w:t xml:space="preserve">This is the definition of</w:t>
+      </w:r>
+      <w:r>
+        <w:t xml:space="preserve"> </w:t>
+      </w:r>
+      <w:r>
+        <w:t xml:space="preserve">Cover and Thomas (2006, sec. 14.2)</w:t>
+      </w:r>
+      <w:r>
+        <w:t xml:space="preserve">.</w:t>
+      </w:r>
+    </w:p>
+    <w:bookmarkEnd w:id="11"/>
+    <w:bookmarkStart w:id="12" w:name="def-conditional-kolmogorov-complexity"/>
+    <w:p>
+      <w:pPr>
+        <w:pStyle w:val="BodyText"/>
+      </w:pPr>
+      <w:r>
+        <w:rPr>
+          <w:b/>
+          <w:bCs/>
+        </w:rPr>
+        <w:t xml:space="preserve">Definition 2 (Conditional Kolmogorov complexity)</w:t>
+      </w:r>
+      <w:r>
+        <w:t xml:space="preserve"> </w:t>
+      </w:r>
+      <w:r>
+        <w:t xml:space="preserve">Let the universal computer</w:t>
+      </w:r>
+      <w:r>
+        <w:t xml:space="preserve"> </w:t>
+      </w:r>
+      <m:oMath>
+        <m:r>
+          <m:t>U</m:t>
+        </m:r>
+      </m:oMath>
+      <w:r>
+        <w:t xml:space="preserve"> </w:t>
+      </w:r>
+      <w:r>
+        <w:t xml:space="preserve">of</w:t>
+      </w:r>
+      <w:r>
+        <w:t xml:space="preserve"> </w:t>
+      </w:r>
+      <w:hyperlink w:anchor="def-kolmogorov-complexity">
+        <w:r>
+          <w:rPr>
+            <w:rStyle w:val="Hyperlink"/>
+          </w:rPr>
+          <w:t xml:space="preserve">Definition 1</w:t>
+        </w:r>
+      </w:hyperlink>
+      <w:r>
+        <w:t xml:space="preserve"> </w:t>
+      </w:r>
+      <w:r>
+        <w:t xml:space="preserve">also receive an integer</w:t>
+      </w:r>
+      <w:r>
+        <w:t xml:space="preserve"> </w:t>
+      </w:r>
+      <m:oMath>
+        <m:r>
+          <m:t>n</m:t>
+        </m:r>
+      </m:oMath>
+      <w:r>
+        <w:t xml:space="preserve"> </w:t>
+      </w:r>
+      <w:r>
+        <w:t xml:space="preserve">as an input,</w:t>
+      </w:r>
+      <w:r>
+        <w:t xml:space="preserve"> </w:t>
+      </w:r>
+      <w:r>
+        <w:t xml:space="preserve">so that it outputs</w:t>
+      </w:r>
+      <w:r>
+        <w:t xml:space="preserve"> </w:t>
+      </w:r>
+      <m:oMath>
+        <m:r>
+          <m:t>U</m:t>
+        </m:r>
+        <m:r>
+          <m:rPr>
+            <m:sty m:val="p"/>
+          </m:rPr>
+          <m:t>(</m:t>
+        </m:r>
+        <m:r>
+          <m:t>p</m:t>
+        </m:r>
+        <m:r>
+          <m:rPr>
+            <m:sty m:val="p"/>
+          </m:rPr>
+          <m:t>,</m:t>
+        </m:r>
+        <m:r>
+          <m:t>n</m:t>
+        </m:r>
+        <m:r>
+          <m:rPr>
+            <m:sty m:val="p"/>
+          </m:rPr>
+          <m:t>)</m:t>
+        </m:r>
+      </m:oMath>
+      <w:r>
+        <w:t xml:space="preserve"> </w:t>
+      </w:r>
+      <w:r>
+        <w:t xml:space="preserve">if it halts on program</w:t>
+      </w:r>
+      <w:r>
+        <w:t xml:space="preserve"> </w:t>
+      </w:r>
+      <m:oMath>
+        <m:r>
+          <m:t>p</m:t>
+        </m:r>
+      </m:oMath>
+      <w:r>
+        <w:t xml:space="preserve">.</w:t>
+      </w:r>
+      <w:r>
+        <w:t xml:space="preserve"> </w:t>
+      </w:r>
+      <w:r>
+        <w:t xml:space="preserve">Assume that, for each fixed</w:t>
+      </w:r>
+      <w:r>
+        <w:t xml:space="preserve"> </w:t>
+      </w:r>
+      <m:oMath>
+        <m:r>
+          <m:t>n</m:t>
+        </m:r>
+      </m:oMath>
+      <w:r>
+        <w:t xml:space="preserve">,</w:t>
+      </w:r>
+      <w:r>
+        <w:t xml:space="preserve"> </w:t>
+      </w:r>
+      <w:r>
+        <w:t xml:space="preserve">no program on which</w:t>
+      </w:r>
+      <w:r>
+        <w:t xml:space="preserve"> </w:t>
+      </w:r>
+      <m:oMath>
+        <m:r>
+          <m:t>U</m:t>
+        </m:r>
+      </m:oMath>
+      <w:r>
+        <w:t xml:space="preserve"> </w:t>
+      </w:r>
+      <w:r>
+        <w:t xml:space="preserve">halts is a proper prefix of another.</w:t>
+      </w:r>
+      <w:r>
+        <w:t xml:space="preserve"> </w:t>
+      </w:r>
+      <w:r>
         <w:t xml:space="preserve">The</w:t>
       </w:r>
       <w:r>
@@ -508,93 +688,205 @@
       <w:r>
         <w:t xml:space="preserve"> </w:t>
       </w:r>
-      <m:oMath>
-        <m:r>
-          <m:t>K</m:t>
-        </m:r>
-        <m:r>
-          <m:rPr>
-            <m:sty m:val="p"/>
-          </m:rPr>
-          <m:t>(</m:t>
-        </m:r>
+      <w:r>
+        <w:t xml:space="preserve">of a binary string</w:t>
+      </w:r>
+      <w:r>
+        <w:t xml:space="preserve"> </w:t>
+      </w:r>
+      <m:oMath>
         <m:r>
           <m:t>x</m:t>
         </m:r>
-        <m:r>
-          <m:rPr>
-            <m:sty m:val="p"/>
-          </m:rPr>
-          <m:t>∣</m:t>
-        </m:r>
+      </m:oMath>
+      <w:r>
+        <w:t xml:space="preserve"> </w:t>
+      </w:r>
+      <w:r>
+        <w:t xml:space="preserve">given</w:t>
+      </w:r>
+      <w:r>
+        <w:t xml:space="preserve"> </w:t>
+      </w:r>
+      <m:oMath>
         <m:r>
           <m:t>n</m:t>
         </m:r>
-        <m:r>
-          <m:rPr>
-            <m:sty m:val="p"/>
-          </m:rPr>
-          <m:t>)</m:t>
-        </m:r>
-      </m:oMath>
-      <w:r>
-        <w:t xml:space="preserve"> </w:t>
-      </w:r>
-      <w:r>
-        <w:t xml:space="preserve">is defined the same way,</w:t>
-      </w:r>
-      <w:r>
-        <w:t xml:space="preserve"> </w:t>
-      </w:r>
-      <w:r>
-        <w:t xml:space="preserve">except that</w:t>
-      </w:r>
-      <w:r>
-        <w:t xml:space="preserve"> </w:t>
-      </w:r>
-      <m:oMath>
-        <m:r>
-          <m:t>U</m:t>
-        </m:r>
-      </m:oMath>
-      <w:r>
-        <w:t xml:space="preserve"> </w:t>
-      </w:r>
-      <w:r>
-        <w:t xml:space="preserve">is also given the integer</w:t>
-      </w:r>
-      <w:r>
-        <w:t xml:space="preserve"> </w:t>
-      </w:r>
-      <m:oMath>
-        <m:r>
-          <m:t>n</m:t>
-        </m:r>
-      </m:oMath>
-      <w:r>
-        <w:t xml:space="preserve"> </w:t>
-      </w:r>
-      <w:r>
-        <w:t xml:space="preserve">as an input.</w:t>
-      </w:r>
-      <w:r>
-        <w:t xml:space="preserve"> </w:t>
-      </w:r>
-      <w:r>
-        <w:t xml:space="preserve">This is the definition of</w:t>
-      </w:r>
-      <w:r>
-        <w:t xml:space="preserve"> </w:t>
-      </w:r>
+      </m:oMath>
+      <w:r>
+        <w:t xml:space="preserve"> </w:t>
+      </w:r>
+      <w:r>
+        <w:t xml:space="preserve">is</w:t>
+      </w:r>
+    </w:p>
+    <w:p>
+      <w:pPr>
+        <w:pStyle w:val="BodyText"/>
+      </w:pPr>
+      <m:oMathPara>
+        <m:oMathParaPr>
+          <m:jc m:val="center"/>
+        </m:oMathParaPr>
+        <m:oMath>
+          <m:r>
+            <m:t>K</m:t>
+          </m:r>
+          <m:r>
+            <m:t>​</m:t>
+          </m:r>
+          <m:d>
+            <m:dPr>
+              <m:begChr m:val="("/>
+              <m:sepChr m:val=""/>
+              <m:endChr m:val=")"/>
+              <m:grow/>
+            </m:dPr>
+            <m:e>
+              <m:r>
+                <m:t>x</m:t>
+              </m:r>
+              <m:r>
+                <m:rPr>
+                  <m:sty m:val="p"/>
+                </m:rPr>
+                <m:t>∣</m:t>
+              </m:r>
+              <m:r>
+                <m:t>n</m:t>
+              </m:r>
+            </m:e>
+          </m:d>
+          <m:r>
+            <m:t>​</m:t>
+          </m:r>
+          <m:limUpp>
+            <m:e>
+              <m:r>
+                <m:rPr>
+                  <m:sty m:val="p"/>
+                </m:rPr>
+                <m:t>=</m:t>
+              </m:r>
+            </m:e>
+            <m:lim>
+              <m:r>
+                <m:rPr>
+                  <m:nor/>
+                  <m:sty m:val="p"/>
+                </m:rPr>
+                <m:t>def</m:t>
+              </m:r>
+            </m:lim>
+          </m:limUpp>
+          <m:r>
+            <m:rPr>
+              <m:sty m:val="p"/>
+            </m:rPr>
+            <m:t>min</m:t>
+          </m:r>
+          <m:r>
+            <m:t>​</m:t>
+          </m:r>
+          <m:d>
+            <m:dPr>
+              <m:begChr m:val="{"/>
+              <m:sepChr m:val=""/>
+              <m:endChr m:val="}"/>
+              <m:grow/>
+            </m:dPr>
+            <m:e>
+              <m:r>
+                <m:t>​</m:t>
+              </m:r>
+              <m:d>
+                <m:dPr>
+                  <m:begChr m:val="|"/>
+                  <m:sepChr m:val=""/>
+                  <m:endChr m:val="|"/>
+                  <m:grow/>
+                </m:dPr>
+                <m:e>
+                  <m:r>
+                    <m:t>p</m:t>
+                  </m:r>
+                </m:e>
+              </m:d>
+              <m:r>
+                <m:t>​</m:t>
+              </m:r>
+              <m:r>
+                <m:rPr>
+                  <m:sty m:val="p"/>
+                </m:rPr>
+                <m:t>:</m:t>
+              </m:r>
+              <m:r>
+                <m:t>U</m:t>
+              </m:r>
+              <m:r>
+                <m:rPr>
+                  <m:sty m:val="p"/>
+                </m:rPr>
+                <m:t>(</m:t>
+              </m:r>
+              <m:r>
+                <m:t>p</m:t>
+              </m:r>
+              <m:r>
+                <m:rPr>
+                  <m:sty m:val="p"/>
+                </m:rPr>
+                <m:t>,</m:t>
+              </m:r>
+              <m:r>
+                <m:t>n</m:t>
+              </m:r>
+              <m:r>
+                <m:rPr>
+                  <m:sty m:val="p"/>
+                </m:rPr>
+                <m:t>)</m:t>
+              </m:r>
+              <m:r>
+                <m:rPr>
+                  <m:sty m:val="p"/>
+                </m:rPr>
+                <m:t>=</m:t>
+              </m:r>
+              <m:r>
+                <m:t>x</m:t>
+              </m:r>
+            </m:e>
+          </m:d>
+          <m:r>
+            <m:t>​</m:t>
+          </m:r>
+          <m:r>
+            <m:rPr>
+              <m:sty m:val="p"/>
+            </m:rPr>
+            <m:t>.</m:t>
+          </m:r>
+        </m:oMath>
+      </m:oMathPara>
+    </w:p>
+    <w:p>
+      <w:pPr>
+        <w:pStyle w:val="FirstParagraph"/>
+      </w:pPr>
       <w:r>
         <w:t xml:space="preserve">Cover and Thomas (2006, sec. 14.2)</w:t>
       </w:r>
       <w:r>
-        <w:t xml:space="preserve">.</w:t>
+        <w:t xml:space="preserve"> </w:t>
+      </w:r>
+      <w:r>
+        <w:t xml:space="preserve">define it the same way.</w:t>
       </w:r>
     </w:p>
-    <w:bookmarkEnd w:id="11"/>
-    <w:bookmarkStart w:id="12" w:name="thm-kolmogorov-invariance"/>
+    <w:bookmarkEnd w:id="12"/>
+    <w:bookmarkStart w:id="13" w:name="thm-kolmogorov-invariance"/>
     <w:p>
       <w:pPr>
         <w:pStyle w:val="BodyText"/>
@@ -699,6 +991,23 @@
         <w:t xml:space="preserve"> </w:t>
       </w:r>
       <w:r>
+        <w:t xml:space="preserve">and</w:t>
+      </w:r>
+      <w:r>
+        <w:t xml:space="preserve"> </w:t>
+      </w:r>
+      <w:hyperlink w:anchor="def-conditional-kolmogorov-complexity">
+        <w:r>
+          <w:rPr>
+            <w:rStyle w:val="Hyperlink"/>
+          </w:rPr>
+          <w:t xml:space="preserve">conditional Kolmogorov complexities</w:t>
+        </w:r>
+      </w:hyperlink>
+      <w:r>
+        <w:t xml:space="preserve"> </w:t>
+      </w:r>
+      <w:r>
         <w:t xml:space="preserve">defined with universal computers</w:t>
       </w:r>
       <w:r>
@@ -786,6 +1095,20 @@
       <m:oMath>
         <m:r>
           <m:t>x</m:t>
+        </m:r>
+      </m:oMath>
+      <w:r>
+        <w:t xml:space="preserve"> </w:t>
+      </w:r>
+      <w:r>
+        <w:t xml:space="preserve">or</w:t>
+      </w:r>
+      <w:r>
+        <w:t xml:space="preserve"> </w:t>
+      </w:r>
+      <m:oMath>
+        <m:r>
+          <m:t>n</m:t>
         </m:r>
       </m:oMath>
       <w:r>
@@ -820,19 +1143,23 @@
             </m:sub>
           </m:sSub>
           <m:r>
-            <m:rPr>
-              <m:sty m:val="p"/>
-            </m:rPr>
-            <m:t>(</m:t>
+            <m:t>​</m:t>
           </m:r>
+          <m:d>
+            <m:dPr>
+              <m:begChr m:val="("/>
+              <m:sepChr m:val=""/>
+              <m:endChr m:val=")"/>
+              <m:grow/>
+            </m:dPr>
+            <m:e>
+              <m:r>
+                <m:t>x</m:t>
+              </m:r>
+            </m:e>
+          </m:d>
           <m:r>
-            <m:t>x</m:t>
-          </m:r>
-          <m:r>
-            <m:rPr>
-              <m:sty m:val="p"/>
-            </m:rPr>
-            <m:t>)</m:t>
+            <m:t>​</m:t>
           </m:r>
           <m:r>
             <m:rPr>
@@ -853,19 +1180,23 @@
             </m:sub>
           </m:sSub>
           <m:r>
-            <m:rPr>
-              <m:sty m:val="p"/>
-            </m:rPr>
-            <m:t>(</m:t>
+            <m:t>​</m:t>
           </m:r>
+          <m:d>
+            <m:dPr>
+              <m:begChr m:val="("/>
+              <m:sepChr m:val=""/>
+              <m:endChr m:val=")"/>
+              <m:grow/>
+            </m:dPr>
+            <m:e>
+              <m:r>
+                <m:t>x</m:t>
+              </m:r>
+            </m:e>
+          </m:d>
           <m:r>
-            <m:t>x</m:t>
-          </m:r>
-          <m:r>
-            <m:rPr>
-              <m:sty m:val="p"/>
-            </m:rPr>
-            <m:t>)</m:t>
+            <m:t>​</m:t>
           </m:r>
           <m:r>
             <m:rPr>
@@ -893,24 +1224,155 @@
               <m:nor/>
               <m:sty m:val="p"/>
             </m:rPr>
-            <m:t>for every binary string </m:t>
+            <m:t>and</m:t>
           </m:r>
           <m:r>
-            <m:t>x</m:t>
+            <m:t> </m:t>
+          </m:r>
+          <m:sSub>
+            <m:e>
+              <m:r>
+                <m:t>K</m:t>
+              </m:r>
+            </m:e>
+            <m:sub>
+              <m:r>
+                <m:t>U</m:t>
+              </m:r>
+            </m:sub>
+          </m:sSub>
+          <m:r>
+            <m:t>​</m:t>
+          </m:r>
+          <m:d>
+            <m:dPr>
+              <m:begChr m:val="("/>
+              <m:sepChr m:val=""/>
+              <m:endChr m:val=")"/>
+              <m:grow/>
+            </m:dPr>
+            <m:e>
+              <m:r>
+                <m:t>x</m:t>
+              </m:r>
+              <m:r>
+                <m:rPr>
+                  <m:sty m:val="p"/>
+                </m:rPr>
+                <m:t>∣</m:t>
+              </m:r>
+              <m:r>
+                <m:t>n</m:t>
+              </m:r>
+            </m:e>
+          </m:d>
+          <m:r>
+            <m:t>​</m:t>
           </m:r>
           <m:r>
             <m:rPr>
               <m:sty m:val="p"/>
             </m:rPr>
-            <m:t>.</m:t>
+            <m:t>≤</m:t>
           </m:r>
+          <m:sSub>
+            <m:e>
+              <m:r>
+                <m:t>K</m:t>
+              </m:r>
+            </m:e>
+            <m:sub>
+              <m:r>
+                <m:t>A</m:t>
+              </m:r>
+            </m:sub>
+          </m:sSub>
+          <m:r>
+            <m:t>​</m:t>
+          </m:r>
+          <m:d>
+            <m:dPr>
+              <m:begChr m:val="("/>
+              <m:sepChr m:val=""/>
+              <m:endChr m:val=")"/>
+              <m:grow/>
+            </m:dPr>
+            <m:e>
+              <m:r>
+                <m:t>x</m:t>
+              </m:r>
+              <m:r>
+                <m:rPr>
+                  <m:sty m:val="p"/>
+                </m:rPr>
+                <m:t>∣</m:t>
+              </m:r>
+              <m:r>
+                <m:t>n</m:t>
+              </m:r>
+            </m:e>
+          </m:d>
+          <m:r>
+            <m:t>​</m:t>
+          </m:r>
+          <m:r>
+            <m:rPr>
+              <m:sty m:val="p"/>
+            </m:rPr>
+            <m:t>+</m:t>
+          </m:r>
+          <m:sSub>
+            <m:e>
+              <m:r>
+                <m:t>c</m:t>
+              </m:r>
+            </m:e>
+            <m:sub>
+              <m:r>
+                <m:t>A</m:t>
+              </m:r>
+            </m:sub>
+          </m:sSub>
         </m:oMath>
       </m:oMathPara>
     </w:p>
-    <w:bookmarkEnd w:id="12"/>
     <w:p>
       <w:pPr>
         <w:pStyle w:val="FirstParagraph"/>
+      </w:pPr>
+      <w:r>
+        <w:t xml:space="preserve">for every binary string</w:t>
+      </w:r>
+      <w:r>
+        <w:t xml:space="preserve"> </w:t>
+      </w:r>
+      <m:oMath>
+        <m:r>
+          <m:t>x</m:t>
+        </m:r>
+      </m:oMath>
+      <w:r>
+        <w:t xml:space="preserve"> </w:t>
+      </w:r>
+      <w:r>
+        <w:t xml:space="preserve">and every integer</w:t>
+      </w:r>
+      <w:r>
+        <w:t xml:space="preserve"> </w:t>
+      </w:r>
+      <m:oMath>
+        <m:r>
+          <m:t>n</m:t>
+        </m:r>
+      </m:oMath>
+      <w:r>
+        <w:t xml:space="preserve">.</w:t>
+      </w:r>
+    </w:p>
+    <w:bookmarkEnd w:id="13"/>
+    <w:p>
+      <w:pPr>
+        <w:pStyle w:val="BodyText"/>
       </w:pPr>
       <w:r>
         <w:rPr>
@@ -1210,19 +1672,23 @@
           </m:sub>
         </m:sSub>
         <m:r>
-          <m:rPr>
-            <m:sty m:val="p"/>
-          </m:rPr>
-          <m:t>(</m:t>
-        </m:r>
-        <m:r>
-          <m:t>x</m:t>
-        </m:r>
-        <m:r>
-          <m:rPr>
-            <m:sty m:val="p"/>
-          </m:rPr>
-          <m:t>)</m:t>
+          <m:t>​</m:t>
+        </m:r>
+        <m:d>
+          <m:dPr>
+            <m:begChr m:val="("/>
+            <m:sepChr m:val=""/>
+            <m:endChr m:val=")"/>
+            <m:grow/>
+          </m:dPr>
+          <m:e>
+            <m:r>
+              <m:t>x</m:t>
+            </m:r>
+          </m:e>
+        </m:d>
+        <m:r>
+          <m:t>​</m:t>
         </m:r>
         <m:r>
           <m:rPr>
@@ -1302,19 +1768,23 @@
           </m:sub>
         </m:sSub>
         <m:r>
-          <m:rPr>
-            <m:sty m:val="p"/>
-          </m:rPr>
-          <m:t>(</m:t>
-        </m:r>
-        <m:r>
-          <m:t>x</m:t>
-        </m:r>
-        <m:r>
-          <m:rPr>
-            <m:sty m:val="p"/>
-          </m:rPr>
-          <m:t>)</m:t>
+          <m:t>​</m:t>
+        </m:r>
+        <m:d>
+          <m:dPr>
+            <m:begChr m:val="("/>
+            <m:sepChr m:val=""/>
+            <m:endChr m:val=")"/>
+            <m:grow/>
+          </m:dPr>
+          <m:e>
+            <m:r>
+              <m:t>x</m:t>
+            </m:r>
+          </m:e>
+        </m:d>
+        <m:r>
+          <m:t>​</m:t>
         </m:r>
         <m:r>
           <m:rPr>
@@ -1358,6 +1828,66 @@
         <w:t xml:space="preserve"> </w:t>
       </w:r>
       <w:r>
+        <w:t xml:space="preserve">The same program</w:t>
+      </w:r>
+      <w:r>
+        <w:t xml:space="preserve"> </w:t>
+      </w:r>
+      <m:oMath>
+        <m:sSub>
+          <m:e>
+            <m:r>
+              <m:t>s</m:t>
+            </m:r>
+          </m:e>
+          <m:sub>
+            <m:r>
+              <m:t>A</m:t>
+            </m:r>
+          </m:sub>
+        </m:sSub>
+      </m:oMath>
+      <w:r>
+        <w:t xml:space="preserve"> </w:t>
+      </w:r>
+      <w:r>
+        <w:t xml:space="preserve">also passes</w:t>
+      </w:r>
+      <w:r>
+        <w:t xml:space="preserve"> </w:t>
+      </w:r>
+      <m:oMath>
+        <m:r>
+          <m:t>n</m:t>
+        </m:r>
+      </m:oMath>
+      <w:r>
+        <w:t xml:space="preserve"> </w:t>
+      </w:r>
+      <w:r>
+        <w:t xml:space="preserve">on to</w:t>
+      </w:r>
+      <w:r>
+        <w:t xml:space="preserve"> </w:t>
+      </w:r>
+      <m:oMath>
+        <m:r>
+          <m:t>A</m:t>
+        </m:r>
+      </m:oMath>
+      <w:r>
+        <w:t xml:space="preserve">,</w:t>
+      </w:r>
+      <w:r>
+        <w:t xml:space="preserve"> </w:t>
+      </w:r>
+      <w:r>
+        <w:t xml:space="preserve">which gives the conditional bound in the same way.</w:t>
+      </w:r>
+      <w:r>
+        <w:t xml:space="preserve"> </w:t>
+      </w:r>
+      <w:r>
         <w:t xml:space="preserve">Take</w:t>
       </w:r>
       <w:r>
@@ -1427,7 +1957,7 @@
         <w:t xml:space="preserve">give this argument in full.</w:t>
       </w:r>
     </w:p>
-    <w:bookmarkStart w:id="13" w:name="rem-kolmogorov-fixed-computer"/>
+    <w:bookmarkStart w:id="14" w:name="rem-kolmogorov-fixed-computer"/>
     <w:p>
       <w:pPr>
         <w:pStyle w:val="BodyText"/>
@@ -1544,19 +2074,23 @@
           </m:sub>
         </m:sSub>
         <m:r>
-          <m:rPr>
-            <m:sty m:val="p"/>
-          </m:rPr>
-          <m:t>(</m:t>
-        </m:r>
-        <m:r>
-          <m:t>x</m:t>
-        </m:r>
-        <m:r>
-          <m:rPr>
-            <m:sty m:val="p"/>
-          </m:rPr>
-          <m:t>)</m:t>
+          <m:t>​</m:t>
+        </m:r>
+        <m:d>
+          <m:dPr>
+            <m:begChr m:val="("/>
+            <m:sepChr m:val=""/>
+            <m:endChr m:val=")"/>
+            <m:grow/>
+          </m:dPr>
+          <m:e>
+            <m:r>
+              <m:t>x</m:t>
+            </m:r>
+          </m:e>
+        </m:d>
+        <m:r>
+          <m:t>​</m:t>
         </m:r>
         <m:r>
           <m:rPr>
@@ -1577,19 +2111,23 @@
           </m:sub>
         </m:sSub>
         <m:r>
-          <m:rPr>
-            <m:sty m:val="p"/>
-          </m:rPr>
-          <m:t>(</m:t>
-        </m:r>
-        <m:r>
-          <m:t>x</m:t>
-        </m:r>
-        <m:r>
-          <m:rPr>
-            <m:sty m:val="p"/>
-          </m:rPr>
-          <m:t>)</m:t>
+          <m:t>​</m:t>
+        </m:r>
+        <m:d>
+          <m:dPr>
+            <m:begChr m:val="("/>
+            <m:sepChr m:val=""/>
+            <m:endChr m:val=")"/>
+            <m:grow/>
+          </m:dPr>
+          <m:e>
+            <m:r>
+              <m:t>x</m:t>
+            </m:r>
+          </m:e>
+        </m:d>
+        <m:r>
+          <m:t>​</m:t>
         </m:r>
         <m:r>
           <m:rPr>
@@ -1655,19 +2193,23 @@
               </m:sub>
             </m:sSub>
             <m:r>
-              <m:rPr>
-                <m:sty m:val="p"/>
-              </m:rPr>
-              <m:t>(</m:t>
-            </m:r>
-            <m:r>
-              <m:t>x</m:t>
-            </m:r>
-            <m:r>
-              <m:rPr>
-                <m:sty m:val="p"/>
-              </m:rPr>
-              <m:t>)</m:t>
+              <m:t>​</m:t>
+            </m:r>
+            <m:d>
+              <m:dPr>
+                <m:begChr m:val="("/>
+                <m:sepChr m:val=""/>
+                <m:endChr m:val=")"/>
+                <m:grow/>
+              </m:dPr>
+              <m:e>
+                <m:r>
+                  <m:t>x</m:t>
+                </m:r>
+              </m:e>
+            </m:d>
+            <m:r>
+              <m:t>​</m:t>
             </m:r>
             <m:r>
               <m:rPr>
@@ -1688,19 +2230,23 @@
               </m:sub>
             </m:sSub>
             <m:r>
-              <m:rPr>
-                <m:sty m:val="p"/>
-              </m:rPr>
-              <m:t>(</m:t>
-            </m:r>
-            <m:r>
-              <m:t>x</m:t>
-            </m:r>
-            <m:r>
-              <m:rPr>
-                <m:sty m:val="p"/>
-              </m:rPr>
-              <m:t>)</m:t>
+              <m:t>​</m:t>
+            </m:r>
+            <m:d>
+              <m:dPr>
+                <m:begChr m:val="("/>
+                <m:sepChr m:val=""/>
+                <m:endChr m:val=")"/>
+                <m:grow/>
+              </m:dPr>
+              <m:e>
+                <m:r>
+                  <m:t>x</m:t>
+                </m:r>
+              </m:e>
+            </m:d>
+            <m:r>
+              <m:t>​</m:t>
             </m:r>
           </m:e>
         </m:d>
@@ -1785,6 +2331,212 @@
         </m:r>
       </m:oMath>
       <w:r>
+        <w:t xml:space="preserve">,</w:t>
+      </w:r>
+      <w:r>
+        <w:t xml:space="preserve"> </w:t>
+      </w:r>
+      <w:r>
+        <w:t xml:space="preserve">and in the same way</w:t>
+      </w:r>
+      <w:r>
+        <w:t xml:space="preserve"> </w:t>
+      </w:r>
+      <m:oMath>
+        <m:r>
+          <m:t>​</m:t>
+        </m:r>
+        <m:d>
+          <m:dPr>
+            <m:begChr m:val="|"/>
+            <m:sepChr m:val=""/>
+            <m:endChr m:val="|"/>
+            <m:grow/>
+          </m:dPr>
+          <m:e>
+            <m:sSub>
+              <m:e>
+                <m:r>
+                  <m:t>K</m:t>
+                </m:r>
+              </m:e>
+              <m:sub>
+                <m:r>
+                  <m:t>U</m:t>
+                </m:r>
+              </m:sub>
+            </m:sSub>
+            <m:r>
+              <m:t>​</m:t>
+            </m:r>
+            <m:d>
+              <m:dPr>
+                <m:begChr m:val="("/>
+                <m:sepChr m:val=""/>
+                <m:endChr m:val=")"/>
+                <m:grow/>
+              </m:dPr>
+              <m:e>
+                <m:r>
+                  <m:t>x</m:t>
+                </m:r>
+                <m:r>
+                  <m:rPr>
+                    <m:sty m:val="p"/>
+                  </m:rPr>
+                  <m:t>∣</m:t>
+                </m:r>
+                <m:r>
+                  <m:t>n</m:t>
+                </m:r>
+              </m:e>
+            </m:d>
+            <m:r>
+              <m:t>​</m:t>
+            </m:r>
+            <m:r>
+              <m:rPr>
+                <m:sty m:val="p"/>
+              </m:rPr>
+              <m:t>−</m:t>
+            </m:r>
+            <m:sSub>
+              <m:e>
+                <m:r>
+                  <m:t>K</m:t>
+                </m:r>
+              </m:e>
+              <m:sub>
+                <m:r>
+                  <m:t>A</m:t>
+                </m:r>
+              </m:sub>
+            </m:sSub>
+            <m:r>
+              <m:t>​</m:t>
+            </m:r>
+            <m:d>
+              <m:dPr>
+                <m:begChr m:val="("/>
+                <m:sepChr m:val=""/>
+                <m:endChr m:val=")"/>
+                <m:grow/>
+              </m:dPr>
+              <m:e>
+                <m:r>
+                  <m:t>x</m:t>
+                </m:r>
+                <m:r>
+                  <m:rPr>
+                    <m:sty m:val="p"/>
+                  </m:rPr>
+                  <m:t>∣</m:t>
+                </m:r>
+                <m:r>
+                  <m:t>n</m:t>
+                </m:r>
+              </m:e>
+            </m:d>
+            <m:r>
+              <m:t>​</m:t>
+            </m:r>
+          </m:e>
+        </m:d>
+        <m:r>
+          <m:t>​</m:t>
+        </m:r>
+        <m:r>
+          <m:rPr>
+            <m:sty m:val="p"/>
+          </m:rPr>
+          <m:t>≤</m:t>
+        </m:r>
+        <m:r>
+          <m:rPr>
+            <m:sty m:val="p"/>
+          </m:rPr>
+          <m:t>max</m:t>
+        </m:r>
+        <m:r>
+          <m:rPr>
+            <m:sty m:val="p"/>
+          </m:rPr>
+          <m:t>(</m:t>
+        </m:r>
+        <m:sSub>
+          <m:e>
+            <m:r>
+              <m:t>c</m:t>
+            </m:r>
+          </m:e>
+          <m:sub>
+            <m:r>
+              <m:t>A</m:t>
+            </m:r>
+          </m:sub>
+        </m:sSub>
+        <m:r>
+          <m:rPr>
+            <m:sty m:val="p"/>
+          </m:rPr>
+          <m:t>,</m:t>
+        </m:r>
+        <m:sSubSup>
+          <m:e>
+            <m:r>
+              <m:t>c</m:t>
+            </m:r>
+          </m:e>
+          <m:sub>
+            <m:r>
+              <m:t>A</m:t>
+            </m:r>
+          </m:sub>
+          <m:sup>
+            <m:r>
+              <m:rPr>
+                <m:sty m:val="p"/>
+              </m:rPr>
+              <m:t>′</m:t>
+            </m:r>
+          </m:sup>
+        </m:sSubSup>
+        <m:r>
+          <m:rPr>
+            <m:sty m:val="p"/>
+          </m:rPr>
+          <m:t>)</m:t>
+        </m:r>
+      </m:oMath>
+      <w:r>
+        <w:t xml:space="preserve"> </w:t>
+      </w:r>
+      <w:r>
+        <w:t xml:space="preserve">for every</w:t>
+      </w:r>
+      <w:r>
+        <w:t xml:space="preserve"> </w:t>
+      </w:r>
+      <m:oMath>
+        <m:r>
+          <m:t>x</m:t>
+        </m:r>
+      </m:oMath>
+      <w:r>
+        <w:t xml:space="preserve"> </w:t>
+      </w:r>
+      <w:r>
+        <w:t xml:space="preserve">and</w:t>
+      </w:r>
+      <w:r>
+        <w:t xml:space="preserve"> </w:t>
+      </w:r>
+      <m:oMath>
+        <m:r>
+          <m:t>n</m:t>
+        </m:r>
+      </m:oMath>
+      <w:r>
         <w:t xml:space="preserve">.</w:t>
       </w:r>
       <w:r>
@@ -1807,34 +2559,38 @@
           <m:t>K</m:t>
         </m:r>
         <m:r>
-          <m:rPr>
-            <m:sty m:val="p"/>
-          </m:rPr>
-          <m:t>(</m:t>
-        </m:r>
+          <m:t>​</m:t>
+        </m:r>
+        <m:d>
+          <m:dPr>
+            <m:begChr m:val="("/>
+            <m:sepChr m:val=""/>
+            <m:endChr m:val=")"/>
+            <m:grow/>
+          </m:dPr>
+          <m:e>
+            <m:r>
+              <m:t>x</m:t>
+            </m:r>
+          </m:e>
+        </m:d>
+        <m:r>
+          <m:t>​</m:t>
+        </m:r>
+      </m:oMath>
+      <w:r>
+        <w:t xml:space="preserve"> </w:t>
+      </w:r>
+      <w:r>
+        <w:t xml:space="preserve">grows with the length of</w:t>
+      </w:r>
+      <w:r>
+        <w:t xml:space="preserve"> </w:t>
+      </w:r>
+      <m:oMath>
         <m:r>
           <m:t>x</m:t>
         </m:r>
-        <m:r>
-          <m:rPr>
-            <m:sty m:val="p"/>
-          </m:rPr>
-          <m:t>)</m:t>
-        </m:r>
-      </m:oMath>
-      <w:r>
-        <w:t xml:space="preserve"> </w:t>
-      </w:r>
-      <w:r>
-        <w:t xml:space="preserve">grows with the length of</w:t>
-      </w:r>
-      <w:r>
-        <w:t xml:space="preserve"> </w:t>
-      </w:r>
-      <m:oMath>
-        <m:r>
-          <m:t>x</m:t>
-        </m:r>
       </m:oMath>
       <w:r>
         <w:t xml:space="preserve"> </w:t>
@@ -1863,8 +2619,8 @@
         <w:t xml:space="preserve">is fixed and dropped from the notation.</w:t>
       </w:r>
     </w:p>
-    <w:bookmarkEnd w:id="13"/>
-    <w:bookmarkStart w:id="14" w:name="thm-kolmogorov-upper-bound"/>
+    <w:bookmarkEnd w:id="14"/>
+    <w:bookmarkStart w:id="15" w:name="thm-kolmogorov-upper-bound"/>
     <w:p>
       <w:pPr>
         <w:pStyle w:val="BodyText"/>
@@ -1938,28 +2694,32 @@
             <m:t>K</m:t>
           </m:r>
           <m:r>
-            <m:rPr>
-              <m:sty m:val="p"/>
-            </m:rPr>
-            <m:t>(</m:t>
+            <m:t>​</m:t>
           </m:r>
+          <m:d>
+            <m:dPr>
+              <m:begChr m:val="("/>
+              <m:sepChr m:val=""/>
+              <m:endChr m:val=")"/>
+              <m:grow/>
+            </m:dPr>
+            <m:e>
+              <m:r>
+                <m:t>x</m:t>
+              </m:r>
+              <m:r>
+                <m:rPr>
+                  <m:sty m:val="p"/>
+                </m:rPr>
+                <m:t>∣</m:t>
+              </m:r>
+              <m:r>
+                <m:t>n</m:t>
+              </m:r>
+            </m:e>
+          </m:d>
           <m:r>
-            <m:t>x</m:t>
-          </m:r>
-          <m:r>
-            <m:rPr>
-              <m:sty m:val="p"/>
-            </m:rPr>
-            <m:t>∣</m:t>
-          </m:r>
-          <m:r>
-            <m:t>n</m:t>
-          </m:r>
-          <m:r>
-            <m:rPr>
-              <m:sty m:val="p"/>
-            </m:rPr>
-            <m:t>)</m:t>
+            <m:t>​</m:t>
           </m:r>
           <m:r>
             <m:rPr>
@@ -2023,19 +2783,23 @@
             <m:t>K</m:t>
           </m:r>
           <m:r>
-            <m:rPr>
-              <m:sty m:val="p"/>
-            </m:rPr>
-            <m:t>(</m:t>
+            <m:t>​</m:t>
           </m:r>
+          <m:d>
+            <m:dPr>
+              <m:begChr m:val="("/>
+              <m:sepChr m:val=""/>
+              <m:endChr m:val=")"/>
+              <m:grow/>
+            </m:dPr>
+            <m:e>
+              <m:r>
+                <m:t>x</m:t>
+              </m:r>
+            </m:e>
+          </m:d>
           <m:r>
-            <m:t>x</m:t>
-          </m:r>
-          <m:r>
-            <m:rPr>
-              <m:sty m:val="p"/>
-            </m:rPr>
-            <m:t>)</m:t>
+            <m:t>​</m:t>
           </m:r>
           <m:r>
             <m:rPr>
@@ -2091,7 +2855,7 @@
         </m:oMath>
       </m:oMathPara>
     </w:p>
-    <w:bookmarkEnd w:id="14"/>
+    <w:bookmarkEnd w:id="15"/>
     <w:p>
       <w:pPr>
         <w:pStyle w:val="FirstParagraph"/>
@@ -2245,28 +3009,32 @@
           <m:t>K</m:t>
         </m:r>
         <m:r>
-          <m:rPr>
-            <m:sty m:val="p"/>
-          </m:rPr>
-          <m:t>(</m:t>
-        </m:r>
-        <m:r>
-          <m:t>x</m:t>
-        </m:r>
-        <m:r>
-          <m:rPr>
-            <m:sty m:val="p"/>
-          </m:rPr>
-          <m:t>∣</m:t>
-        </m:r>
-        <m:r>
-          <m:t>n</m:t>
-        </m:r>
-        <m:r>
-          <m:rPr>
-            <m:sty m:val="p"/>
-          </m:rPr>
-          <m:t>)</m:t>
+          <m:t>​</m:t>
+        </m:r>
+        <m:d>
+          <m:dPr>
+            <m:begChr m:val="("/>
+            <m:sepChr m:val=""/>
+            <m:endChr m:val=")"/>
+            <m:grow/>
+          </m:dPr>
+          <m:e>
+            <m:r>
+              <m:t>x</m:t>
+            </m:r>
+            <m:r>
+              <m:rPr>
+                <m:sty m:val="p"/>
+              </m:rPr>
+              <m:t>∣</m:t>
+            </m:r>
+            <m:r>
+              <m:t>n</m:t>
+            </m:r>
+          </m:e>
+        </m:d>
+        <m:r>
+          <m:t>​</m:t>
         </m:r>
         <m:r>
           <m:rPr>
@@ -2346,10 +3114,136 @@
       </w:r>
       <m:oMath>
         <m:r>
-          <m:rPr>
-            <m:sty m:val="p"/>
-          </m:rPr>
-          <m:t>⌊</m:t>
+          <m:t>​</m:t>
+        </m:r>
+        <m:d>
+          <m:dPr>
+            <m:begChr m:val="⌊"/>
+            <m:sepChr m:val=""/>
+            <m:endChr m:val="⌋"/>
+            <m:grow/>
+          </m:dPr>
+          <m:e>
+            <m:sSub>
+              <m:e>
+                <m:r>
+                  <m:rPr>
+                    <m:sty m:val="p"/>
+                  </m:rPr>
+                  <m:t>log</m:t>
+                </m:r>
+              </m:e>
+              <m:sub>
+                <m:r>
+                  <m:t>2</m:t>
+                </m:r>
+              </m:sub>
+            </m:sSub>
+            <m:r>
+              <m:t>n</m:t>
+            </m:r>
+          </m:e>
+        </m:d>
+        <m:r>
+          <m:t>​</m:t>
+        </m:r>
+        <m:r>
+          <m:rPr>
+            <m:sty m:val="p"/>
+          </m:rPr>
+          <m:t>+</m:t>
+        </m:r>
+        <m:r>
+          <m:t>1</m:t>
+        </m:r>
+      </m:oMath>
+      <w:r>
+        <w:t xml:space="preserve"> </w:t>
+      </w:r>
+      <w:r>
+        <w:t xml:space="preserve">digits,</w:t>
+      </w:r>
+      <w:r>
+        <w:t xml:space="preserve"> </w:t>
+      </w:r>
+      <w:r>
+        <w:t xml:space="preserve">repeat each digit twice, and end with the pair</w:t>
+      </w:r>
+      <w:r>
+        <w:t xml:space="preserve"> </w:t>
+      </w:r>
+      <m:oMath>
+        <m:r>
+          <m:t>01</m:t>
+        </m:r>
+      </m:oMath>
+      <w:r>
+        <w:t xml:space="preserve">.</w:t>
+      </w:r>
+      <w:r>
+        <w:t xml:space="preserve"> </w:t>
+      </w:r>
+      <w:r>
+        <w:t xml:space="preserve">This takes</w:t>
+      </w:r>
+      <w:r>
+        <w:t xml:space="preserve"> </w:t>
+      </w:r>
+      <m:oMath>
+        <m:r>
+          <m:t>2</m:t>
+        </m:r>
+        <m:r>
+          <m:t>​</m:t>
+        </m:r>
+        <m:d>
+          <m:dPr>
+            <m:begChr m:val="⌊"/>
+            <m:sepChr m:val=""/>
+            <m:endChr m:val="⌋"/>
+            <m:grow/>
+          </m:dPr>
+          <m:e>
+            <m:sSub>
+              <m:e>
+                <m:r>
+                  <m:rPr>
+                    <m:sty m:val="p"/>
+                  </m:rPr>
+                  <m:t>log</m:t>
+                </m:r>
+              </m:e>
+              <m:sub>
+                <m:r>
+                  <m:t>2</m:t>
+                </m:r>
+              </m:sub>
+            </m:sSub>
+            <m:r>
+              <m:t>n</m:t>
+            </m:r>
+          </m:e>
+        </m:d>
+        <m:r>
+          <m:t>​</m:t>
+        </m:r>
+        <m:r>
+          <m:rPr>
+            <m:sty m:val="p"/>
+          </m:rPr>
+          <m:t>+</m:t>
+        </m:r>
+        <m:r>
+          <m:t>4</m:t>
+        </m:r>
+        <m:r>
+          <m:rPr>
+            <m:sty m:val="p"/>
+          </m:rPr>
+          <m:t>≤</m:t>
+        </m:r>
+        <m:r>
+          <m:t>2</m:t>
         </m:r>
         <m:sSub>
           <m:e>
@@ -2373,59 +3267,73 @@
           <m:rPr>
             <m:sty m:val="p"/>
           </m:rPr>
-          <m:t>⌋</m:t>
-        </m:r>
-        <m:r>
-          <m:rPr>
-            <m:sty m:val="p"/>
-          </m:rPr>
           <m:t>+</m:t>
         </m:r>
         <m:r>
-          <m:t>1</m:t>
-        </m:r>
-      </m:oMath>
-      <w:r>
-        <w:t xml:space="preserve"> </w:t>
-      </w:r>
-      <w:r>
-        <w:t xml:space="preserve">digits,</w:t>
-      </w:r>
-      <w:r>
-        <w:t xml:space="preserve"> </w:t>
-      </w:r>
-      <w:r>
-        <w:t xml:space="preserve">repeat each digit twice, and end with the pair</w:t>
-      </w:r>
-      <w:r>
-        <w:t xml:space="preserve"> </w:t>
-      </w:r>
-      <m:oMath>
-        <m:r>
-          <m:t>01</m:t>
-        </m:r>
-      </m:oMath>
-      <w:r>
-        <w:t xml:space="preserve">.</w:t>
-      </w:r>
-      <w:r>
-        <w:t xml:space="preserve"> </w:t>
-      </w:r>
-      <w:r>
-        <w:t xml:space="preserve">This takes</w:t>
-      </w:r>
-      <w:r>
-        <w:t xml:space="preserve"> </w:t>
-      </w:r>
-      <m:oMath>
+          <m:t>4</m:t>
+        </m:r>
+      </m:oMath>
+      <w:r>
+        <w:t xml:space="preserve"> </w:t>
+      </w:r>
+      <w:r>
+        <w:t xml:space="preserve">digits.</w:t>
+      </w:r>
+      <w:r>
+        <w:t xml:space="preserve"> </w:t>
+      </w:r>
+      <w:r>
+        <w:t xml:space="preserve">A program that reads this description of</w:t>
+      </w:r>
+      <w:r>
+        <w:t xml:space="preserve"> </w:t>
+      </w:r>
+      <m:oMath>
+        <m:r>
+          <m:t>n</m:t>
+        </m:r>
+      </m:oMath>
+      <w:r>
+        <w:t xml:space="preserve"> </w:t>
+      </w:r>
+      <w:r>
+        <w:t xml:space="preserve">and then prints the next</w:t>
+      </w:r>
+      <w:r>
+        <w:t xml:space="preserve"> </w:t>
+      </w:r>
+      <m:oMath>
+        <m:r>
+          <m:t>n</m:t>
+        </m:r>
+      </m:oMath>
+      <w:r>
+        <w:t xml:space="preserve"> </w:t>
+      </w:r>
+      <w:r>
+        <w:t xml:space="preserve">digits</w:t>
+      </w:r>
+      <w:r>
+        <w:t xml:space="preserve"> </w:t>
+      </w:r>
+      <w:r>
+        <w:t xml:space="preserve">has length at most</w:t>
+      </w:r>
+      <w:r>
+        <w:t xml:space="preserve"> </w:t>
+      </w:r>
+      <m:oMath>
+        <m:r>
+          <m:t>n</m:t>
+        </m:r>
+        <m:r>
+          <m:rPr>
+            <m:sty m:val="p"/>
+          </m:rPr>
+          <m:t>+</m:t>
+        </m:r>
         <m:r>
           <m:t>2</m:t>
-        </m:r>
-        <m:r>
-          <m:rPr>
-            <m:sty m:val="p"/>
-          </m:rPr>
-          <m:t>⌊</m:t>
         </m:r>
         <m:sSub>
           <m:e>
@@ -2449,12 +3357,6 @@
           <m:rPr>
             <m:sty m:val="p"/>
           </m:rPr>
-          <m:t>⌋</m:t>
-        </m:r>
-        <m:r>
-          <m:rPr>
-            <m:sty m:val="p"/>
-          </m:rPr>
           <m:t>+</m:t>
         </m:r>
         <m:r>
@@ -2464,18 +3366,12 @@
           <m:rPr>
             <m:sty m:val="p"/>
           </m:rPr>
-          <m:t>≤</m:t>
-        </m:r>
-        <m:r>
-          <m:t>2</m:t>
+          <m:t>+</m:t>
         </m:r>
         <m:sSub>
           <m:e>
             <m:r>
-              <m:rPr>
-                <m:sty m:val="p"/>
-              </m:rPr>
-              <m:t>log</m:t>
+              <m:t>c</m:t>
             </m:r>
           </m:e>
           <m:sub>
@@ -2484,88 +3380,21 @@
             </m:r>
           </m:sub>
         </m:sSub>
-        <m:r>
-          <m:t>n</m:t>
-        </m:r>
-        <m:r>
-          <m:rPr>
-            <m:sty m:val="p"/>
-          </m:rPr>
-          <m:t>+</m:t>
-        </m:r>
-        <m:r>
-          <m:t>4</m:t>
-        </m:r>
-      </m:oMath>
-      <w:r>
-        <w:t xml:space="preserve"> </w:t>
-      </w:r>
-      <w:r>
-        <w:t xml:space="preserve">digits.</w:t>
-      </w:r>
-      <w:r>
-        <w:t xml:space="preserve"> </w:t>
-      </w:r>
-      <w:r>
-        <w:t xml:space="preserve">A program that reads this description of</w:t>
-      </w:r>
-      <w:r>
-        <w:t xml:space="preserve"> </w:t>
-      </w:r>
-      <m:oMath>
-        <m:r>
-          <m:t>n</m:t>
-        </m:r>
-      </m:oMath>
-      <w:r>
-        <w:t xml:space="preserve"> </w:t>
-      </w:r>
-      <w:r>
-        <w:t xml:space="preserve">and then prints the next</w:t>
-      </w:r>
-      <w:r>
-        <w:t xml:space="preserve"> </w:t>
-      </w:r>
-      <m:oMath>
-        <m:r>
-          <m:t>n</m:t>
-        </m:r>
-      </m:oMath>
-      <w:r>
-        <w:t xml:space="preserve"> </w:t>
-      </w:r>
-      <w:r>
-        <w:t xml:space="preserve">digits</w:t>
-      </w:r>
-      <w:r>
-        <w:t xml:space="preserve"> </w:t>
-      </w:r>
-      <w:r>
-        <w:t xml:space="preserve">has length at most</w:t>
-      </w:r>
-      <w:r>
-        <w:t xml:space="preserve"> </w:t>
-      </w:r>
-      <m:oMath>
-        <m:r>
-          <m:t>n</m:t>
-        </m:r>
-        <m:r>
-          <m:rPr>
-            <m:sty m:val="p"/>
-          </m:rPr>
-          <m:t>+</m:t>
-        </m:r>
-        <m:r>
-          <m:t>2</m:t>
-        </m:r>
+      </m:oMath>
+      <w:r>
+        <w:t xml:space="preserve"> </w:t>
+      </w:r>
+      <w:r>
+        <w:t xml:space="preserve">for a constant</w:t>
+      </w:r>
+      <w:r>
+        <w:t xml:space="preserve"> </w:t>
+      </w:r>
+      <m:oMath>
         <m:sSub>
           <m:e>
             <m:r>
-              <m:rPr>
-                <m:sty m:val="p"/>
-              </m:rPr>
-              <m:t>log</m:t>
+              <m:t>c</m:t>
             </m:r>
           </m:e>
           <m:sub>
@@ -2574,23 +3403,40 @@
             </m:r>
           </m:sub>
         </m:sSub>
-        <m:r>
-          <m:t>n</m:t>
-        </m:r>
-        <m:r>
-          <m:rPr>
-            <m:sty m:val="p"/>
-          </m:rPr>
-          <m:t>+</m:t>
-        </m:r>
-        <m:r>
-          <m:t>4</m:t>
-        </m:r>
-        <m:r>
-          <m:rPr>
-            <m:sty m:val="p"/>
-          </m:rPr>
-          <m:t>+</m:t>
+      </m:oMath>
+      <w:r>
+        <w:t xml:space="preserve">.</w:t>
+      </w:r>
+      <w:r>
+        <w:t xml:space="preserve"> </w:t>
+      </w:r>
+      <w:r>
+        <w:t xml:space="preserve">Take</w:t>
+      </w:r>
+      <w:r>
+        <w:t xml:space="preserve"> </w:t>
+      </w:r>
+      <m:oMath>
+        <m:r>
+          <m:t>c</m:t>
+        </m:r>
+        <m:r>
+          <m:rPr>
+            <m:sty m:val="p"/>
+          </m:rPr>
+          <m:t>=</m:t>
+        </m:r>
+        <m:r>
+          <m:rPr>
+            <m:sty m:val="p"/>
+          </m:rPr>
+          <m:t>max</m:t>
+        </m:r>
+        <m:r>
+          <m:rPr>
+            <m:sty m:val="p"/>
+          </m:rPr>
+          <m:t>(</m:t>
         </m:r>
         <m:sSub>
           <m:e>
@@ -2600,21 +3446,16 @@
           </m:e>
           <m:sub>
             <m:r>
-              <m:t>2</m:t>
+              <m:t>1</m:t>
             </m:r>
           </m:sub>
         </m:sSub>
-      </m:oMath>
-      <w:r>
-        <w:t xml:space="preserve"> </w:t>
-      </w:r>
-      <w:r>
-        <w:t xml:space="preserve">for a constant</w:t>
-      </w:r>
-      <w:r>
-        <w:t xml:space="preserve"> </w:t>
-      </w:r>
-      <m:oMath>
+        <m:r>
+          <m:rPr>
+            <m:sty m:val="p"/>
+          </m:rPr>
+          <m:t>,</m:t>
+        </m:r>
         <m:sSub>
           <m:e>
             <m:r>
@@ -2627,6 +3468,21 @@
             </m:r>
           </m:sub>
         </m:sSub>
+        <m:r>
+          <m:rPr>
+            <m:sty m:val="p"/>
+          </m:rPr>
+          <m:t>+</m:t>
+        </m:r>
+        <m:r>
+          <m:t>4</m:t>
+        </m:r>
+        <m:r>
+          <m:rPr>
+            <m:sty m:val="p"/>
+          </m:rPr>
+          <m:t>)</m:t>
+        </m:r>
       </m:oMath>
       <w:r>
         <w:t xml:space="preserve">.</w:t>
@@ -2635,86 +3491,6 @@
         <w:t xml:space="preserve"> </w:t>
       </w:r>
       <w:r>
-        <w:t xml:space="preserve">Take</w:t>
-      </w:r>
-      <w:r>
-        <w:t xml:space="preserve"> </w:t>
-      </w:r>
-      <m:oMath>
-        <m:r>
-          <m:t>c</m:t>
-        </m:r>
-        <m:r>
-          <m:rPr>
-            <m:sty m:val="p"/>
-          </m:rPr>
-          <m:t>=</m:t>
-        </m:r>
-        <m:r>
-          <m:rPr>
-            <m:sty m:val="p"/>
-          </m:rPr>
-          <m:t>max</m:t>
-        </m:r>
-        <m:r>
-          <m:rPr>
-            <m:sty m:val="p"/>
-          </m:rPr>
-          <m:t>(</m:t>
-        </m:r>
-        <m:sSub>
-          <m:e>
-            <m:r>
-              <m:t>c</m:t>
-            </m:r>
-          </m:e>
-          <m:sub>
-            <m:r>
-              <m:t>1</m:t>
-            </m:r>
-          </m:sub>
-        </m:sSub>
-        <m:r>
-          <m:rPr>
-            <m:sty m:val="p"/>
-          </m:rPr>
-          <m:t>,</m:t>
-        </m:r>
-        <m:sSub>
-          <m:e>
-            <m:r>
-              <m:t>c</m:t>
-            </m:r>
-          </m:e>
-          <m:sub>
-            <m:r>
-              <m:t>2</m:t>
-            </m:r>
-          </m:sub>
-        </m:sSub>
-        <m:r>
-          <m:rPr>
-            <m:sty m:val="p"/>
-          </m:rPr>
-          <m:t>+</m:t>
-        </m:r>
-        <m:r>
-          <m:t>4</m:t>
-        </m:r>
-        <m:r>
-          <m:rPr>
-            <m:sty m:val="p"/>
-          </m:rPr>
-          <m:t>)</m:t>
-        </m:r>
-      </m:oMath>
-      <w:r>
-        <w:t xml:space="preserve">.</w:t>
-      </w:r>
-      <w:r>
-        <w:t xml:space="preserve"> </w:t>
-      </w:r>
-      <w:r>
         <w:t xml:space="preserve">Cover and Thomas (2006, sec. 14.2)</w:t>
       </w:r>
       <w:r>
@@ -2724,7 +3500,7 @@
         <w:t xml:space="preserve">prove both bounds.</w:t>
       </w:r>
     </w:p>
-    <w:bookmarkStart w:id="15" w:name="exm-kolmogorov-simple-strings"/>
+    <w:bookmarkStart w:id="16" w:name="exm-kolmogorov-simple-strings"/>
     <w:p>
       <w:pPr>
         <w:pStyle w:val="BodyText"/>
@@ -2751,7 +3527,7 @@
         </w:numPr>
       </w:pPr>
       <w:r>
-        <w:t xml:space="preserve">The string of</w:t>
+        <w:t xml:space="preserve">For</w:t>
       </w:r>
       <w:r>
         <w:t xml:space="preserve"> </w:t>
@@ -2760,6 +3536,40 @@
         <m:r>
           <m:t>n</m:t>
         </m:r>
+        <m:r>
+          <m:rPr>
+            <m:sty m:val="p"/>
+          </m:rPr>
+          <m:t>≥</m:t>
+        </m:r>
+        <m:r>
+          <m:t>1</m:t>
+        </m:r>
+      </m:oMath>
+      <w:r>
+        <w:t xml:space="preserve">, the string</w:t>
+      </w:r>
+      <w:r>
+        <w:t xml:space="preserve"> </w:t>
+      </w:r>
+      <m:oMath>
+        <m:r>
+          <m:t>x</m:t>
+        </m:r>
+      </m:oMath>
+      <w:r>
+        <w:t xml:space="preserve"> </w:t>
+      </w:r>
+      <w:r>
+        <w:t xml:space="preserve">of</w:t>
+      </w:r>
+      <w:r>
+        <w:t xml:space="preserve"> </w:t>
+      </w:r>
+      <m:oMath>
+        <m:r>
+          <m:t>n</m:t>
+        </m:r>
       </m:oMath>
       <w:r>
         <w:t xml:space="preserve"> </w:t>
@@ -2775,28 +3585,32 @@
           <m:t>K</m:t>
         </m:r>
         <m:r>
-          <m:rPr>
-            <m:sty m:val="p"/>
-          </m:rPr>
-          <m:t>(</m:t>
-        </m:r>
-        <m:r>
-          <m:t>x</m:t>
-        </m:r>
-        <m:r>
-          <m:rPr>
-            <m:sty m:val="p"/>
-          </m:rPr>
-          <m:t>∣</m:t>
-        </m:r>
-        <m:r>
-          <m:t>n</m:t>
-        </m:r>
-        <m:r>
-          <m:rPr>
-            <m:sty m:val="p"/>
-          </m:rPr>
-          <m:t>)</m:t>
+          <m:t>​</m:t>
+        </m:r>
+        <m:d>
+          <m:dPr>
+            <m:begChr m:val="("/>
+            <m:sepChr m:val=""/>
+            <m:endChr m:val=")"/>
+            <m:grow/>
+          </m:dPr>
+          <m:e>
+            <m:r>
+              <m:t>x</m:t>
+            </m:r>
+            <m:r>
+              <m:rPr>
+                <m:sty m:val="p"/>
+              </m:rPr>
+              <m:t>∣</m:t>
+            </m:r>
+            <m:r>
+              <m:t>n</m:t>
+            </m:r>
+          </m:e>
+        </m:d>
+        <m:r>
+          <m:t>​</m:t>
         </m:r>
         <m:r>
           <m:rPr>
@@ -2930,19 +3744,23 @@
           <m:t>K</m:t>
         </m:r>
         <m:r>
-          <m:rPr>
-            <m:sty m:val="p"/>
-          </m:rPr>
-          <m:t>(</m:t>
-        </m:r>
-        <m:r>
-          <m:t>x</m:t>
-        </m:r>
-        <m:r>
-          <m:rPr>
-            <m:sty m:val="p"/>
-          </m:rPr>
-          <m:t>)</m:t>
+          <m:t>​</m:t>
+        </m:r>
+        <m:d>
+          <m:dPr>
+            <m:begChr m:val="("/>
+            <m:sepChr m:val=""/>
+            <m:endChr m:val=")"/>
+            <m:grow/>
+          </m:dPr>
+          <m:e>
+            <m:r>
+              <m:t>x</m:t>
+            </m:r>
+          </m:e>
+        </m:d>
+        <m:r>
+          <m:t>​</m:t>
         </m:r>
         <m:r>
           <m:rPr>
@@ -3012,6 +3830,15 @@
       </w:r>
       <m:oMath>
         <m:r>
+          <m:t>x</m:t>
+        </m:r>
+        <m:r>
+          <m:rPr>
+            <m:sty m:val="p"/>
+          </m:rPr>
+          <m:t>=</m:t>
+        </m:r>
+        <m:r>
           <m:t>0101</m:t>
         </m:r>
         <m:r>
@@ -3048,6 +3875,15 @@
         <m:r>
           <m:t>n</m:t>
         </m:r>
+        <m:r>
+          <m:rPr>
+            <m:sty m:val="p"/>
+          </m:rPr>
+          <m:t>≥</m:t>
+        </m:r>
+        <m:r>
+          <m:t>2</m:t>
+        </m:r>
       </m:oMath>
       <w:r>
         <w:t xml:space="preserve">,</w:t>
@@ -3066,28 +3902,32 @@
           <m:t>K</m:t>
         </m:r>
         <m:r>
-          <m:rPr>
-            <m:sty m:val="p"/>
-          </m:rPr>
-          <m:t>(</m:t>
-        </m:r>
-        <m:r>
-          <m:t>x</m:t>
-        </m:r>
-        <m:r>
-          <m:rPr>
-            <m:sty m:val="p"/>
-          </m:rPr>
-          <m:t>∣</m:t>
-        </m:r>
-        <m:r>
-          <m:t>n</m:t>
-        </m:r>
-        <m:r>
-          <m:rPr>
-            <m:sty m:val="p"/>
-          </m:rPr>
-          <m:t>)</m:t>
+          <m:t>​</m:t>
+        </m:r>
+        <m:d>
+          <m:dPr>
+            <m:begChr m:val="("/>
+            <m:sepChr m:val=""/>
+            <m:endChr m:val=")"/>
+            <m:grow/>
+          </m:dPr>
+          <m:e>
+            <m:r>
+              <m:t>x</m:t>
+            </m:r>
+            <m:r>
+              <m:rPr>
+                <m:sty m:val="p"/>
+              </m:rPr>
+              <m:t>∣</m:t>
+            </m:r>
+            <m:r>
+              <m:t>n</m:t>
+            </m:r>
+          </m:e>
+        </m:d>
+        <m:r>
+          <m:t>​</m:t>
         </m:r>
         <m:r>
           <m:rPr>
@@ -3188,7 +4028,21 @@
         </w:numPr>
       </w:pPr>
       <w:r>
-        <w:t xml:space="preserve">The first</w:t>
+        <w:t xml:space="preserve">The string</w:t>
+      </w:r>
+      <w:r>
+        <w:t xml:space="preserve"> </w:t>
+      </w:r>
+      <m:oMath>
+        <m:r>
+          <m:t>x</m:t>
+        </m:r>
+      </m:oMath>
+      <w:r>
+        <w:t xml:space="preserve"> </w:t>
+      </w:r>
+      <w:r>
+        <w:t xml:space="preserve">of the first</w:t>
       </w:r>
       <w:r>
         <w:t xml:space="preserve"> </w:t>
@@ -3216,7 +4070,7 @@
         <w:t xml:space="preserve"> </w:t>
       </w:r>
       <w:r>
-        <w:t xml:space="preserve">also have</w:t>
+        <w:t xml:space="preserve">also has</w:t>
       </w:r>
       <w:r>
         <w:t xml:space="preserve"> </w:t>
@@ -3226,28 +4080,32 @@
           <m:t>K</m:t>
         </m:r>
         <m:r>
-          <m:rPr>
-            <m:sty m:val="p"/>
-          </m:rPr>
-          <m:t>(</m:t>
-        </m:r>
-        <m:r>
-          <m:t>x</m:t>
-        </m:r>
-        <m:r>
-          <m:rPr>
-            <m:sty m:val="p"/>
-          </m:rPr>
-          <m:t>∣</m:t>
-        </m:r>
-        <m:r>
-          <m:t>n</m:t>
-        </m:r>
-        <m:r>
-          <m:rPr>
-            <m:sty m:val="p"/>
-          </m:rPr>
-          <m:t>)</m:t>
+          <m:t>​</m:t>
+        </m:r>
+        <m:d>
+          <m:dPr>
+            <m:begChr m:val="("/>
+            <m:sepChr m:val=""/>
+            <m:endChr m:val=")"/>
+            <m:grow/>
+          </m:dPr>
+          <m:e>
+            <m:r>
+              <m:t>x</m:t>
+            </m:r>
+            <m:r>
+              <m:rPr>
+                <m:sty m:val="p"/>
+              </m:rPr>
+              <m:t>∣</m:t>
+            </m:r>
+            <m:r>
+              <m:t>n</m:t>
+            </m:r>
+          </m:e>
+        </m:d>
+        <m:r>
+          <m:t>​</m:t>
         </m:r>
         <m:r>
           <m:rPr>
@@ -3295,9 +4153,9 @@
         <w:t xml:space="preserve">yet they are as compressible as a string of zeros.</w:t>
       </w:r>
     </w:p>
-    <w:bookmarkEnd w:id="15"/>
     <w:bookmarkEnd w:id="16"/>
-    <w:bookmarkStart w:id="19" w:name="sec-incompressible-strings"/>
+    <w:bookmarkEnd w:id="17"/>
+    <w:bookmarkStart w:id="20" w:name="sec-incompressible-strings"/>
     <w:p>
       <w:pPr>
         <w:pStyle w:val="Heading2"/>
@@ -3306,7 +4164,7 @@
         <w:t xml:space="preserve">2 Incompressible strings</w:t>
       </w:r>
     </w:p>
-    <w:bookmarkStart w:id="17" w:name="thm-incompressible-strings"/>
+    <w:bookmarkStart w:id="18" w:name="thm-incompressible-strings"/>
     <w:p>
       <w:pPr>
         <w:pStyle w:val="FirstParagraph"/>
@@ -3462,19 +4320,38 @@
           <m:t>K</m:t>
         </m:r>
         <m:r>
-          <m:rPr>
-            <m:sty m:val="p"/>
-          </m:rPr>
-          <m:t>(</m:t>
-        </m:r>
-        <m:r>
-          <m:t>x</m:t>
-        </m:r>
-        <m:r>
-          <m:rPr>
-            <m:sty m:val="p"/>
-          </m:rPr>
-          <m:t>∣</m:t>
+          <m:t>​</m:t>
+        </m:r>
+        <m:d>
+          <m:dPr>
+            <m:begChr m:val="("/>
+            <m:sepChr m:val=""/>
+            <m:endChr m:val=")"/>
+            <m:grow/>
+          </m:dPr>
+          <m:e>
+            <m:r>
+              <m:t>x</m:t>
+            </m:r>
+            <m:r>
+              <m:rPr>
+                <m:sty m:val="p"/>
+              </m:rPr>
+              <m:t>∣</m:t>
+            </m:r>
+            <m:r>
+              <m:t>n</m:t>
+            </m:r>
+          </m:e>
+        </m:d>
+        <m:r>
+          <m:t>​</m:t>
+        </m:r>
+        <m:r>
+          <m:rPr>
+            <m:sty m:val="p"/>
+          </m:rPr>
+          <m:t>&lt;</m:t>
         </m:r>
         <m:r>
           <m:t>n</m:t>
@@ -3483,96 +4360,85 @@
           <m:rPr>
             <m:sty m:val="p"/>
           </m:rPr>
-          <m:t>)</m:t>
-        </m:r>
-        <m:r>
-          <m:rPr>
-            <m:sty m:val="p"/>
-          </m:rPr>
-          <m:t>&lt;</m:t>
-        </m:r>
+          <m:t>−</m:t>
+        </m:r>
+        <m:r>
+          <m:t>k</m:t>
+        </m:r>
+      </m:oMath>
+      <w:r>
+        <w:t xml:space="preserve">.</w:t>
+      </w:r>
+      <w:r>
+        <w:t xml:space="preserve"> </w:t>
+      </w:r>
+      <w:r>
+        <w:t xml:space="preserve">In particular, at least one string of length</w:t>
+      </w:r>
+      <w:r>
+        <w:t xml:space="preserve"> </w:t>
+      </w:r>
+      <m:oMath>
         <m:r>
           <m:t>n</m:t>
         </m:r>
-        <m:r>
-          <m:rPr>
-            <m:sty m:val="p"/>
-          </m:rPr>
-          <m:t>−</m:t>
-        </m:r>
-        <m:r>
-          <m:t>k</m:t>
+      </m:oMath>
+      <w:r>
+        <w:t xml:space="preserve"> </w:t>
+      </w:r>
+      <w:r>
+        <w:t xml:space="preserve">has</w:t>
+      </w:r>
+      <w:r>
+        <w:t xml:space="preserve"> </w:t>
+      </w:r>
+      <m:oMath>
+        <m:r>
+          <m:t>K</m:t>
+        </m:r>
+        <m:r>
+          <m:t>​</m:t>
+        </m:r>
+        <m:d>
+          <m:dPr>
+            <m:begChr m:val="("/>
+            <m:sepChr m:val=""/>
+            <m:endChr m:val=")"/>
+            <m:grow/>
+          </m:dPr>
+          <m:e>
+            <m:r>
+              <m:t>x</m:t>
+            </m:r>
+            <m:r>
+              <m:rPr>
+                <m:sty m:val="p"/>
+              </m:rPr>
+              <m:t>∣</m:t>
+            </m:r>
+            <m:r>
+              <m:t>n</m:t>
+            </m:r>
+          </m:e>
+        </m:d>
+        <m:r>
+          <m:t>​</m:t>
+        </m:r>
+        <m:r>
+          <m:rPr>
+            <m:sty m:val="p"/>
+          </m:rPr>
+          <m:t>≥</m:t>
+        </m:r>
+        <m:r>
+          <m:t>n</m:t>
         </m:r>
       </m:oMath>
       <w:r>
         <w:t xml:space="preserve">.</w:t>
       </w:r>
-      <w:r>
-        <w:t xml:space="preserve"> </w:t>
-      </w:r>
-      <w:r>
-        <w:t xml:space="preserve">In particular, at least one string of length</w:t>
-      </w:r>
-      <w:r>
-        <w:t xml:space="preserve"> </w:t>
-      </w:r>
-      <m:oMath>
-        <m:r>
-          <m:t>n</m:t>
-        </m:r>
-      </m:oMath>
-      <w:r>
-        <w:t xml:space="preserve"> </w:t>
-      </w:r>
-      <w:r>
-        <w:t xml:space="preserve">has</w:t>
-      </w:r>
-      <w:r>
-        <w:t xml:space="preserve"> </w:t>
-      </w:r>
-      <m:oMath>
-        <m:r>
-          <m:t>K</m:t>
-        </m:r>
-        <m:r>
-          <m:rPr>
-            <m:sty m:val="p"/>
-          </m:rPr>
-          <m:t>(</m:t>
-        </m:r>
-        <m:r>
-          <m:t>x</m:t>
-        </m:r>
-        <m:r>
-          <m:rPr>
-            <m:sty m:val="p"/>
-          </m:rPr>
-          <m:t>∣</m:t>
-        </m:r>
-        <m:r>
-          <m:t>n</m:t>
-        </m:r>
-        <m:r>
-          <m:rPr>
-            <m:sty m:val="p"/>
-          </m:rPr>
-          <m:t>)</m:t>
-        </m:r>
-        <m:r>
-          <m:rPr>
-            <m:sty m:val="p"/>
-          </m:rPr>
-          <m:t>≥</m:t>
-        </m:r>
-        <m:r>
-          <m:t>n</m:t>
-        </m:r>
-      </m:oMath>
-      <w:r>
-        <w:t xml:space="preserve">.</w:t>
-      </w:r>
     </w:p>
-    <w:bookmarkEnd w:id="17"/>
+    <w:bookmarkEnd w:id="18"/>
     <w:p>
       <w:pPr>
         <w:pStyle w:val="BodyText"/>
@@ -3762,7 +4628,7 @@
             <m:rPr>
               <m:sty m:val="p"/>
             </m:rPr>
-            <m:t>.</m:t>
+            <m:t>,</m:t>
           </m:r>
         </m:oMath>
       </m:oMathPara>
@@ -3772,6 +4638,45 @@
         <w:pStyle w:val="FirstParagraph"/>
       </w:pPr>
       <w:r>
+        <w:t xml:space="preserve">where the sum is empty, and equal to</w:t>
+      </w:r>
+      <w:r>
+        <w:t xml:space="preserve"> </w:t>
+      </w:r>
+      <m:oMath>
+        <m:r>
+          <m:t>0</m:t>
+        </m:r>
+      </m:oMath>
+      <w:r>
+        <w:t xml:space="preserve">, when</w:t>
+      </w:r>
+      <w:r>
+        <w:t xml:space="preserve"> </w:t>
+      </w:r>
+      <m:oMath>
+        <m:r>
+          <m:t>k</m:t>
+        </m:r>
+        <m:r>
+          <m:rPr>
+            <m:sty m:val="p"/>
+          </m:rPr>
+          <m:t>=</m:t>
+        </m:r>
+        <m:r>
+          <m:t>n</m:t>
+        </m:r>
+      </m:oMath>
+      <w:r>
+        <w:t xml:space="preserve">.</w:t>
+      </w:r>
+    </w:p>
+    <w:p>
+      <w:pPr>
+        <w:pStyle w:val="BodyText"/>
+      </w:pPr>
+      <w:r>
         <w:t xml:space="preserve">Given</w:t>
       </w:r>
       <w:r>
@@ -3969,88 +4874,96 @@
           <m:t>K</m:t>
         </m:r>
         <m:r>
-          <m:rPr>
-            <m:sty m:val="p"/>
-          </m:rPr>
-          <m:t>(</m:t>
-        </m:r>
-        <m:r>
-          <m:t>x</m:t>
-        </m:r>
-        <m:r>
-          <m:rPr>
-            <m:sty m:val="p"/>
-          </m:rPr>
-          <m:t>∣</m:t>
+          <m:t>​</m:t>
+        </m:r>
+        <m:d>
+          <m:dPr>
+            <m:begChr m:val="("/>
+            <m:sepChr m:val=""/>
+            <m:endChr m:val=")"/>
+            <m:grow/>
+          </m:dPr>
+          <m:e>
+            <m:r>
+              <m:t>x</m:t>
+            </m:r>
+            <m:r>
+              <m:rPr>
+                <m:sty m:val="p"/>
+              </m:rPr>
+              <m:t>∣</m:t>
+            </m:r>
+            <m:r>
+              <m:t>n</m:t>
+            </m:r>
+          </m:e>
+        </m:d>
+        <m:r>
+          <m:t>​</m:t>
+        </m:r>
+        <m:r>
+          <m:rPr>
+            <m:sty m:val="p"/>
+          </m:rPr>
+          <m:t>&lt;</m:t>
         </m:r>
         <m:r>
           <m:t>n</m:t>
         </m:r>
-        <m:r>
-          <m:rPr>
-            <m:sty m:val="p"/>
-          </m:rPr>
-          <m:t>)</m:t>
-        </m:r>
-        <m:r>
-          <m:rPr>
-            <m:sty m:val="p"/>
-          </m:rPr>
-          <m:t>&lt;</m:t>
+      </m:oMath>
+      <w:r>
+        <w:t xml:space="preserve">, which leaves at least one with</w:t>
+      </w:r>
+      <w:r>
+        <w:t xml:space="preserve"> </w:t>
+      </w:r>
+      <m:oMath>
+        <m:r>
+          <m:t>K</m:t>
+        </m:r>
+        <m:r>
+          <m:t>​</m:t>
+        </m:r>
+        <m:d>
+          <m:dPr>
+            <m:begChr m:val="("/>
+            <m:sepChr m:val=""/>
+            <m:endChr m:val=")"/>
+            <m:grow/>
+          </m:dPr>
+          <m:e>
+            <m:r>
+              <m:t>x</m:t>
+            </m:r>
+            <m:r>
+              <m:rPr>
+                <m:sty m:val="p"/>
+              </m:rPr>
+              <m:t>∣</m:t>
+            </m:r>
+            <m:r>
+              <m:t>n</m:t>
+            </m:r>
+          </m:e>
+        </m:d>
+        <m:r>
+          <m:t>​</m:t>
+        </m:r>
+        <m:r>
+          <m:rPr>
+            <m:sty m:val="p"/>
+          </m:rPr>
+          <m:t>≥</m:t>
         </m:r>
         <m:r>
           <m:t>n</m:t>
         </m:r>
       </m:oMath>
       <w:r>
-        <w:t xml:space="preserve">, which leaves at least one with</w:t>
-      </w:r>
-      <w:r>
-        <w:t xml:space="preserve"> </w:t>
-      </w:r>
-      <m:oMath>
-        <m:r>
-          <m:t>K</m:t>
-        </m:r>
-        <m:r>
-          <m:rPr>
-            <m:sty m:val="p"/>
-          </m:rPr>
-          <m:t>(</m:t>
-        </m:r>
-        <m:r>
-          <m:t>x</m:t>
-        </m:r>
-        <m:r>
-          <m:rPr>
-            <m:sty m:val="p"/>
-          </m:rPr>
-          <m:t>∣</m:t>
-        </m:r>
-        <m:r>
-          <m:t>n</m:t>
-        </m:r>
-        <m:r>
-          <m:rPr>
-            <m:sty m:val="p"/>
-          </m:rPr>
-          <m:t>)</m:t>
-        </m:r>
-        <m:r>
-          <m:rPr>
-            <m:sty m:val="p"/>
-          </m:rPr>
-          <m:t>≥</m:t>
-        </m:r>
-        <m:r>
-          <m:t>n</m:t>
-        </m:r>
-      </m:oMath>
-      <w:r>
         <w:t xml:space="preserve">.</w:t>
       </w:r>
     </w:p>
-    <w:bookmarkStart w:id="18" w:name="rem-incompressible-random"/>
+    <w:bookmarkStart w:id="19" w:name="rem-incompressible-random"/>
     <w:p>
       <w:pPr>
         <w:pStyle w:val="BodyText"/>
@@ -4147,78 +5060,56 @@
           <m:rPr>
             <m:sty m:val="p"/>
           </m:rPr>
-          <m:t>P</m:t>
-        </m:r>
-        <m:r>
-          <m:rPr>
-            <m:sty m:val="p"/>
-          </m:rPr>
-          <m:t>(</m:t>
-        </m:r>
-        <m:r>
-          <m:t>K</m:t>
-        </m:r>
-        <m:r>
-          <m:rPr>
-            <m:sty m:val="p"/>
-          </m:rPr>
-          <m:t>(</m:t>
-        </m:r>
-        <m:r>
-          <m:t>x</m:t>
-        </m:r>
-        <m:r>
-          <m:rPr>
-            <m:sty m:val="p"/>
-          </m:rPr>
-          <m:t>∣</m:t>
-        </m:r>
-        <m:r>
-          <m:t>n</m:t>
-        </m:r>
-        <m:r>
-          <m:rPr>
-            <m:sty m:val="p"/>
-          </m:rPr>
-          <m:t>)</m:t>
-        </m:r>
-        <m:r>
-          <m:rPr>
-            <m:sty m:val="p"/>
-          </m:rPr>
-          <m:t>&lt;</m:t>
-        </m:r>
-        <m:r>
-          <m:t>n</m:t>
-        </m:r>
-        <m:r>
-          <m:rPr>
-            <m:sty m:val="p"/>
-          </m:rPr>
-          <m:t>−</m:t>
-        </m:r>
-        <m:r>
-          <m:t>k</m:t>
-        </m:r>
-        <m:r>
-          <m:rPr>
-            <m:sty m:val="p"/>
-          </m:rPr>
-          <m:t>)</m:t>
-        </m:r>
-        <m:r>
-          <m:rPr>
-            <m:sty m:val="p"/>
-          </m:rPr>
-          <m:t>&lt;</m:t>
-        </m:r>
-        <m:sSup>
-          <m:e>
-            <m:r>
-              <m:t>2</m:t>
-            </m:r>
-          </m:e>
-          <m:sup>
+          <m:t>Pr</m:t>
+        </m:r>
+        <m:r>
+          <m:t>​</m:t>
+        </m:r>
+        <m:d>
+          <m:dPr>
+            <m:begChr m:val="("/>
+            <m:sepChr m:val=""/>
+            <m:endChr m:val=")"/>
+            <m:grow/>
+          </m:dPr>
+          <m:e>
+            <m:r>
+              <m:t>K</m:t>
+            </m:r>
+            <m:r>
+              <m:t>​</m:t>
+            </m:r>
+            <m:d>
+              <m:dPr>
+                <m:begChr m:val="("/>
+                <m:sepChr m:val=""/>
+                <m:endChr m:val=")"/>
+                <m:grow/>
+              </m:dPr>
+              <m:e>
+                <m:r>
+                  <m:t>x</m:t>
+                </m:r>
+                <m:r>
+                  <m:rPr>
+                    <m:sty m:val="p"/>
+                  </m:rPr>
+                  <m:t>∣</m:t>
+                </m:r>
+                <m:r>
+                  <m:t>n</m:t>
+                </m:r>
+              </m:e>
+            </m:d>
+            <m:r>
+              <m:t>​</m:t>
+            </m:r>
+            <m:r>
+              <m:rPr>
+                <m:sty m:val="p"/>
+              </m:rPr>
+              <m:t>&lt;</m:t>
+            </m:r>
             <m:r>
               <m:t>n</m:t>
             </m:r>
@@ -4231,13 +5122,16 @@
             <m:r>
               <m:t>k</m:t>
             </m:r>
-          </m:sup>
-        </m:sSup>
-        <m:r>
-          <m:rPr>
-            <m:sty m:val="p"/>
-          </m:rPr>
-          <m:t>/</m:t>
+          </m:e>
+        </m:d>
+        <m:r>
+          <m:t>​</m:t>
+        </m:r>
+        <m:r>
+          <m:rPr>
+            <m:sty m:val="p"/>
+          </m:rPr>
+          <m:t>&lt;</m:t>
         </m:r>
         <m:sSup>
           <m:e>
@@ -4249,21 +5143,6 @@
             <m:r>
               <m:t>n</m:t>
             </m:r>
-          </m:sup>
-        </m:sSup>
-        <m:r>
-          <m:rPr>
-            <m:sty m:val="p"/>
-          </m:rPr>
-          <m:t>=</m:t>
-        </m:r>
-        <m:sSup>
-          <m:e>
-            <m:r>
-              <m:t>2</m:t>
-            </m:r>
-          </m:e>
-          <m:sup>
             <m:r>
               <m:rPr>
                 <m:sty m:val="p"/>
@@ -4275,54 +5154,30 @@
             </m:r>
           </m:sup>
         </m:sSup>
-      </m:oMath>
-      <w:r>
-        <w:t xml:space="preserve">.</w:t>
-      </w:r>
-      <w:r>
-        <w:t xml:space="preserve"> </w:t>
-      </w:r>
-      <w:r>
-        <w:t xml:space="preserve">So a string of</w:t>
-      </w:r>
-      <w:r>
-        <w:t xml:space="preserve"> </w:t>
-      </w:r>
-      <m:oMath>
-        <m:r>
-          <m:t>n</m:t>
-        </m:r>
-      </m:oMath>
-      <w:r>
-        <w:t xml:space="preserve"> </w:t>
-      </w:r>
-      <w:r>
-        <w:t xml:space="preserve">fair coin flips can be compressed by more than</w:t>
-      </w:r>
-      <w:r>
-        <w:t xml:space="preserve"> </w:t>
-      </w:r>
-      <m:oMath>
-        <m:r>
-          <m:t>k</m:t>
-        </m:r>
-      </m:oMath>
-      <w:r>
-        <w:t xml:space="preserve"> </w:t>
-      </w:r>
-      <w:r>
-        <w:t xml:space="preserve">digits</w:t>
-      </w:r>
-      <w:r>
-        <w:t xml:space="preserve"> </w:t>
-      </w:r>
-      <w:r>
-        <w:t xml:space="preserve">with probability less than</w:t>
-      </w:r>
-      <w:r>
-        <w:t xml:space="preserve"> </w:t>
-      </w:r>
-      <m:oMath>
+        <m:r>
+          <m:rPr>
+            <m:sty m:val="p"/>
+          </m:rPr>
+          <m:t>/</m:t>
+        </m:r>
+        <m:sSup>
+          <m:e>
+            <m:r>
+              <m:t>2</m:t>
+            </m:r>
+          </m:e>
+          <m:sup>
+            <m:r>
+              <m:t>n</m:t>
+            </m:r>
+          </m:sup>
+        </m:sSup>
+        <m:r>
+          <m:rPr>
+            <m:sty m:val="p"/>
+          </m:rPr>
+          <m:t>=</m:t>
+        </m:r>
         <m:sSup>
           <m:e>
             <m:r>
@@ -4349,6 +5204,72 @@
         <w:t xml:space="preserve"> </w:t>
       </w:r>
       <w:r>
+        <w:t xml:space="preserve">So a string of</w:t>
+      </w:r>
+      <w:r>
+        <w:t xml:space="preserve"> </w:t>
+      </w:r>
+      <m:oMath>
+        <m:r>
+          <m:t>n</m:t>
+        </m:r>
+      </m:oMath>
+      <w:r>
+        <w:t xml:space="preserve"> </w:t>
+      </w:r>
+      <w:r>
+        <w:t xml:space="preserve">fair coin flips can be compressed by more than</w:t>
+      </w:r>
+      <w:r>
+        <w:t xml:space="preserve"> </w:t>
+      </w:r>
+      <m:oMath>
+        <m:r>
+          <m:t>k</m:t>
+        </m:r>
+      </m:oMath>
+      <w:r>
+        <w:t xml:space="preserve"> </w:t>
+      </w:r>
+      <w:r>
+        <w:t xml:space="preserve">digits</w:t>
+      </w:r>
+      <w:r>
+        <w:t xml:space="preserve"> </w:t>
+      </w:r>
+      <w:r>
+        <w:t xml:space="preserve">with probability less than</w:t>
+      </w:r>
+      <w:r>
+        <w:t xml:space="preserve"> </w:t>
+      </w:r>
+      <m:oMath>
+        <m:sSup>
+          <m:e>
+            <m:r>
+              <m:t>2</m:t>
+            </m:r>
+          </m:e>
+          <m:sup>
+            <m:r>
+              <m:rPr>
+                <m:sty m:val="p"/>
+              </m:rPr>
+              <m:t>−</m:t>
+            </m:r>
+            <m:r>
+              <m:t>k</m:t>
+            </m:r>
+          </m:sup>
+        </m:sSup>
+      </m:oMath>
+      <w:r>
+        <w:t xml:space="preserve">.</w:t>
+      </w:r>
+      <w:r>
+        <w:t xml:space="preserve"> </w:t>
+      </w:r>
+      <w:r>
         <w:t xml:space="preserve">A string with</w:t>
       </w:r>
       <w:r>
@@ -4359,28 +5280,32 @@
           <m:t>K</m:t>
         </m:r>
         <m:r>
-          <m:rPr>
-            <m:sty m:val="p"/>
-          </m:rPr>
-          <m:t>(</m:t>
-        </m:r>
-        <m:r>
-          <m:t>x</m:t>
-        </m:r>
-        <m:r>
-          <m:rPr>
-            <m:sty m:val="p"/>
-          </m:rPr>
-          <m:t>∣</m:t>
-        </m:r>
-        <m:r>
-          <m:t>n</m:t>
-        </m:r>
-        <m:r>
-          <m:rPr>
-            <m:sty m:val="p"/>
-          </m:rPr>
-          <m:t>)</m:t>
+          <m:t>​</m:t>
+        </m:r>
+        <m:d>
+          <m:dPr>
+            <m:begChr m:val="("/>
+            <m:sepChr m:val=""/>
+            <m:endChr m:val=")"/>
+            <m:grow/>
+          </m:dPr>
+          <m:e>
+            <m:r>
+              <m:t>x</m:t>
+            </m:r>
+            <m:r>
+              <m:rPr>
+                <m:sty m:val="p"/>
+              </m:rPr>
+              <m:t>∣</m:t>
+            </m:r>
+            <m:r>
+              <m:t>n</m:t>
+            </m:r>
+          </m:e>
+        </m:d>
+        <m:r>
+          <m:t>​</m:t>
         </m:r>
         <m:r>
           <m:rPr>
@@ -4474,9 +5399,9 @@
         <w:t xml:space="preserve">.</w:t>
       </w:r>
     </w:p>
-    <w:bookmarkEnd w:id="18"/>
     <w:bookmarkEnd w:id="19"/>
-    <w:bookmarkStart w:id="21" w:name="sec-kolmogorov-uncomputable"/>
+    <w:bookmarkEnd w:id="20"/>
+    <w:bookmarkStart w:id="22" w:name="sec-kolmogorov-uncomputable"/>
     <w:p>
       <w:pPr>
         <w:pStyle w:val="Heading2"/>
@@ -4485,7 +5410,7 @@
         <w:t xml:space="preserve">3 Kolmogorov complexity is uncomputable</w:t>
       </w:r>
     </w:p>
-    <w:bookmarkStart w:id="20" w:name="thm-kolmogorov-uncomputable"/>
+    <w:bookmarkStart w:id="21" w:name="thm-kolmogorov-uncomputable"/>
     <w:p>
       <w:pPr>
         <w:pStyle w:val="FirstParagraph"/>
@@ -4525,26 +5450,30 @@
           <m:t>K</m:t>
         </m:r>
         <m:r>
-          <m:rPr>
-            <m:sty m:val="p"/>
-          </m:rPr>
-          <m:t>(</m:t>
-        </m:r>
-        <m:r>
-          <m:t>x</m:t>
-        </m:r>
-        <m:r>
-          <m:rPr>
-            <m:sty m:val="p"/>
-          </m:rPr>
-          <m:t>)</m:t>
+          <m:t>​</m:t>
+        </m:r>
+        <m:d>
+          <m:dPr>
+            <m:begChr m:val="("/>
+            <m:sepChr m:val=""/>
+            <m:endChr m:val=")"/>
+            <m:grow/>
+          </m:dPr>
+          <m:e>
+            <m:r>
+              <m:t>x</m:t>
+            </m:r>
+          </m:e>
+        </m:d>
+        <m:r>
+          <m:t>​</m:t>
         </m:r>
       </m:oMath>
       <w:r>
         <w:t xml:space="preserve">.</w:t>
       </w:r>
     </w:p>
-    <w:bookmarkEnd w:id="20"/>
+    <w:bookmarkEnd w:id="21"/>
     <w:p>
       <w:pPr>
         <w:pStyle w:val="BodyText"/>
@@ -4574,7 +5503,21 @@
         <w:t xml:space="preserve"> </w:t>
       </w:r>
       <w:r>
-        <w:t xml:space="preserve">outputs</w:t>
+        <w:t xml:space="preserve">halts on every binary string</w:t>
+      </w:r>
+      <w:r>
+        <w:t xml:space="preserve"> </w:t>
+      </w:r>
+      <m:oMath>
+        <m:r>
+          <m:t>x</m:t>
+        </m:r>
+      </m:oMath>
+      <w:r>
+        <w:t xml:space="preserve"> </w:t>
+      </w:r>
+      <w:r>
+        <w:t xml:space="preserve">and outputs</w:t>
       </w:r>
       <w:r>
         <w:t xml:space="preserve"> </w:t>
@@ -4584,33 +5527,23 @@
           <m:t>K</m:t>
         </m:r>
         <m:r>
-          <m:rPr>
-            <m:sty m:val="p"/>
-          </m:rPr>
-          <m:t>(</m:t>
-        </m:r>
-        <m:r>
-          <m:t>x</m:t>
-        </m:r>
-        <m:r>
-          <m:rPr>
-            <m:sty m:val="p"/>
-          </m:rPr>
-          <m:t>)</m:t>
-        </m:r>
-      </m:oMath>
-      <w:r>
-        <w:t xml:space="preserve"> </w:t>
-      </w:r>
-      <w:r>
-        <w:t xml:space="preserve">on input</w:t>
-      </w:r>
-      <w:r>
-        <w:t xml:space="preserve"> </w:t>
-      </w:r>
-      <m:oMath>
-        <m:r>
-          <m:t>x</m:t>
+          <m:t>​</m:t>
+        </m:r>
+        <m:d>
+          <m:dPr>
+            <m:begChr m:val="("/>
+            <m:sepChr m:val=""/>
+            <m:endChr m:val=")"/>
+            <m:grow/>
+          </m:dPr>
+          <m:e>
+            <m:r>
+              <m:t>x</m:t>
+            </m:r>
+          </m:e>
+        </m:d>
+        <m:r>
+          <m:t>​</m:t>
         </m:r>
       </m:oMath>
       <w:r>
@@ -4675,6 +5608,12 @@
         <w:t xml:space="preserve"> </w:t>
       </w:r>
       <w:r>
+        <w:t xml:space="preserve">and in lexicographic order within each length,</w:t>
+      </w:r>
+      <w:r>
+        <w:t xml:space="preserve"> </w:t>
+      </w:r>
+      <w:r>
         <w:t xml:space="preserve">use</w:t>
       </w:r>
       <w:r>
@@ -4699,40 +5638,44 @@
           <m:t>K</m:t>
         </m:r>
         <m:r>
-          <m:rPr>
-            <m:sty m:val="p"/>
-          </m:rPr>
-          <m:t>(</m:t>
-        </m:r>
+          <m:t>​</m:t>
+        </m:r>
+        <m:d>
+          <m:dPr>
+            <m:begChr m:val="("/>
+            <m:sepChr m:val=""/>
+            <m:endChr m:val=")"/>
+            <m:grow/>
+          </m:dPr>
+          <m:e>
+            <m:r>
+              <m:t>x</m:t>
+            </m:r>
+          </m:e>
+        </m:d>
+        <m:r>
+          <m:t>​</m:t>
+        </m:r>
+      </m:oMath>
+      <w:r>
+        <w:t xml:space="preserve"> </w:t>
+      </w:r>
+      <w:r>
+        <w:t xml:space="preserve">for each one,</w:t>
+      </w:r>
+      <w:r>
+        <w:t xml:space="preserve"> </w:t>
+      </w:r>
+      <w:r>
+        <w:t xml:space="preserve">and output the first</w:t>
+      </w:r>
+      <w:r>
+        <w:t xml:space="preserve"> </w:t>
+      </w:r>
+      <m:oMath>
         <m:r>
           <m:t>x</m:t>
         </m:r>
-        <m:r>
-          <m:rPr>
-            <m:sty m:val="p"/>
-          </m:rPr>
-          <m:t>)</m:t>
-        </m:r>
-      </m:oMath>
-      <w:r>
-        <w:t xml:space="preserve"> </w:t>
-      </w:r>
-      <w:r>
-        <w:t xml:space="preserve">for each one,</w:t>
-      </w:r>
-      <w:r>
-        <w:t xml:space="preserve"> </w:t>
-      </w:r>
-      <w:r>
-        <w:t xml:space="preserve">and output the first</w:t>
-      </w:r>
-      <w:r>
-        <w:t xml:space="preserve"> </w:t>
-      </w:r>
-      <m:oMath>
-        <m:r>
-          <m:t>x</m:t>
-        </m:r>
       </m:oMath>
       <w:r>
         <w:t xml:space="preserve"> </w:t>
@@ -4748,19 +5691,23 @@
           <m:t>K</m:t>
         </m:r>
         <m:r>
-          <m:rPr>
-            <m:sty m:val="p"/>
-          </m:rPr>
-          <m:t>(</m:t>
-        </m:r>
-        <m:r>
-          <m:t>x</m:t>
-        </m:r>
-        <m:r>
-          <m:rPr>
-            <m:sty m:val="p"/>
-          </m:rPr>
-          <m:t>)</m:t>
+          <m:t>​</m:t>
+        </m:r>
+        <m:d>
+          <m:dPr>
+            <m:begChr m:val="("/>
+            <m:sepChr m:val=""/>
+            <m:endChr m:val=")"/>
+            <m:grow/>
+          </m:dPr>
+          <m:e>
+            <m:r>
+              <m:t>x</m:t>
+            </m:r>
+          </m:e>
+        </m:d>
+        <m:r>
+          <m:t>​</m:t>
         </m:r>
         <m:r>
           <m:rPr>
@@ -4880,19 +5827,23 @@
           <m:t>K</m:t>
         </m:r>
         <m:r>
-          <m:rPr>
-            <m:sty m:val="p"/>
-          </m:rPr>
-          <m:t>(</m:t>
-        </m:r>
-        <m:r>
-          <m:t>x</m:t>
-        </m:r>
-        <m:r>
-          <m:rPr>
-            <m:sty m:val="p"/>
-          </m:rPr>
-          <m:t>)</m:t>
+          <m:t>​</m:t>
+        </m:r>
+        <m:d>
+          <m:dPr>
+            <m:begChr m:val="("/>
+            <m:sepChr m:val=""/>
+            <m:endChr m:val=")"/>
+            <m:grow/>
+          </m:dPr>
+          <m:e>
+            <m:r>
+              <m:t>x</m:t>
+            </m:r>
+          </m:e>
+        </m:d>
+        <m:r>
+          <m:t>​</m:t>
         </m:r>
         <m:r>
           <m:rPr>
@@ -5084,19 +6035,23 @@
           <m:t>K</m:t>
         </m:r>
         <m:r>
-          <m:rPr>
-            <m:sty m:val="p"/>
-          </m:rPr>
-          <m:t>(</m:t>
-        </m:r>
-        <m:r>
-          <m:t>x</m:t>
-        </m:r>
-        <m:r>
-          <m:rPr>
-            <m:sty m:val="p"/>
-          </m:rPr>
-          <m:t>)</m:t>
+          <m:t>​</m:t>
+        </m:r>
+        <m:d>
+          <m:dPr>
+            <m:begChr m:val="("/>
+            <m:sepChr m:val=""/>
+            <m:endChr m:val=")"/>
+            <m:grow/>
+          </m:dPr>
+          <m:e>
+            <m:r>
+              <m:t>x</m:t>
+            </m:r>
+          </m:e>
+        </m:d>
+        <m:r>
+          <m:t>​</m:t>
         </m:r>
         <m:r>
           <m:rPr>
@@ -5170,19 +6125,23 @@
             <m:t>K</m:t>
           </m:r>
           <m:r>
-            <m:rPr>
-              <m:sty m:val="p"/>
-            </m:rPr>
-            <m:t>(</m:t>
+            <m:t>​</m:t>
           </m:r>
+          <m:d>
+            <m:dPr>
+              <m:begChr m:val="("/>
+              <m:sepChr m:val=""/>
+              <m:endChr m:val=")"/>
+              <m:grow/>
+            </m:dPr>
+            <m:e>
+              <m:r>
+                <m:t>x</m:t>
+              </m:r>
+            </m:e>
+          </m:d>
           <m:r>
-            <m:t>x</m:t>
-          </m:r>
-          <m:r>
-            <m:rPr>
-              <m:sty m:val="p"/>
-            </m:rPr>
-            <m:t>)</m:t>
+            <m:t>​</m:t>
           </m:r>
           <m:r>
             <m:rPr>
@@ -5333,8 +6292,8 @@
         <w:t xml:space="preserve">cannot be computed.</w:t>
       </w:r>
     </w:p>
-    <w:bookmarkEnd w:id="21"/>
-    <w:bookmarkStart w:id="30" w:name="sec-kolmogorov-entropy"/>
+    <w:bookmarkEnd w:id="22"/>
+    <w:bookmarkStart w:id="31" w:name="sec-kolmogorov-entropy"/>
     <w:p>
       <w:pPr>
         <w:pStyle w:val="Heading2"/>
@@ -5343,7 +6302,7 @@
         <w:t xml:space="preserve">4 Kolmogorov complexity and entropy</w:t>
       </w:r>
     </w:p>
-    <w:bookmarkStart w:id="23" w:name="thm-kolmogorov-entropy"/>
+    <w:bookmarkStart w:id="24" w:name="thm-kolmogorov-entropy"/>
     <w:p>
       <w:pPr>
         <w:pStyle w:val="FirstParagraph"/>
@@ -5447,7 +6406,7 @@
         <w:t xml:space="preserve"> </w:t>
       </w:r>
       <w:r>
-        <w:t xml:space="preserve">each value written as a fixed-length binary string,</w:t>
+        <w:t xml:space="preserve">each value written as a different binary string of one fixed length,</w:t>
       </w:r>
       <w:r>
         <w:t xml:space="preserve"> </w:t>
@@ -5459,32 +6418,27 @@
         <w:t xml:space="preserve"> </w:t>
       </w:r>
       <m:oMath>
-        <m:sSub>
-          <m:e>
-            <m:r>
-              <m:t>H</m:t>
-            </m:r>
-          </m:e>
-          <m:sub>
-            <m:r>
-              <m:t>2</m:t>
-            </m:r>
-          </m:sub>
-        </m:sSub>
-        <m:r>
-          <m:rPr>
-            <m:sty m:val="p"/>
-          </m:rPr>
-          <m:t>(</m:t>
-        </m:r>
-        <m:r>
-          <m:t>X</m:t>
-        </m:r>
-        <m:r>
-          <m:rPr>
-            <m:sty m:val="p"/>
-          </m:rPr>
-          <m:t>)</m:t>
+        <m:r>
+          <m:t>H</m:t>
+        </m:r>
+        <m:r>
+          <m:t>​</m:t>
+        </m:r>
+        <m:d>
+          <m:dPr>
+            <m:begChr m:val="("/>
+            <m:sepChr m:val=""/>
+            <m:endChr m:val=")"/>
+            <m:grow/>
+          </m:dPr>
+          <m:e>
+            <m:r>
+              <m:t>X</m:t>
+            </m:r>
+          </m:e>
+        </m:d>
+        <m:r>
+          <m:t>​</m:t>
         </m:r>
       </m:oMath>
       <w:r>
@@ -5496,7 +6450,7 @@
       <w:r>
         <w:t xml:space="preserve"> </w:t>
       </w:r>
-      <w:hyperlink r:id="rId22">
+      <w:hyperlink r:id="rId23">
         <w:r>
           <w:rPr>
             <w:rStyle w:val="Hyperlink"/>
@@ -5624,6 +6578,52 @@
           <m:t>c</m:t>
         </m:r>
       </m:oMath>
+      <w:r>
+        <w:t xml:space="preserve">, which depends on</w:t>
+      </w:r>
+      <w:r>
+        <w:t xml:space="preserve"> </w:t>
+      </w:r>
+      <m:oMath>
+        <m:r>
+          <m:rPr>
+            <m:scr m:val="script"/>
+            <m:sty m:val="p"/>
+          </m:rPr>
+          <m:t>X</m:t>
+        </m:r>
+      </m:oMath>
+      <w:r>
+        <w:t xml:space="preserve"> </w:t>
+      </w:r>
+      <w:r>
+        <w:t xml:space="preserve">and</w:t>
+      </w:r>
+      <w:r>
+        <w:t xml:space="preserve"> </w:t>
+      </w:r>
+      <m:oMath>
+        <m:r>
+          <m:t>U</m:t>
+        </m:r>
+      </m:oMath>
+      <w:r>
+        <w:t xml:space="preserve"> </w:t>
+      </w:r>
+      <w:r>
+        <w:t xml:space="preserve">but not on</w:t>
+      </w:r>
+      <w:r>
+        <w:t xml:space="preserve"> </w:t>
+      </w:r>
+      <m:oMath>
+        <m:r>
+          <m:t>n</m:t>
+        </m:r>
+      </m:oMath>
+      <w:r>
+        <w:t xml:space="preserve">,</w:t>
+      </w:r>
       <w:r>
         <w:t xml:space="preserve"> </w:t>
       </w:r>
@@ -5660,32 +6660,27 @@
           <m:jc m:val="center"/>
         </m:oMathParaPr>
         <m:oMath>
-          <m:sSub>
+          <m:r>
+            <m:t>H</m:t>
+          </m:r>
+          <m:r>
+            <m:t>​</m:t>
+          </m:r>
+          <m:d>
+            <m:dPr>
+              <m:begChr m:val="("/>
+              <m:sepChr m:val=""/>
+              <m:endChr m:val=")"/>
+              <m:grow/>
+            </m:dPr>
             <m:e>
               <m:r>
-                <m:t>H</m:t>
+                <m:t>X</m:t>
               </m:r>
             </m:e>
-            <m:sub>
-              <m:r>
-                <m:t>2</m:t>
-              </m:r>
-            </m:sub>
-          </m:sSub>
+          </m:d>
           <m:r>
-            <m:rPr>
-              <m:sty m:val="p"/>
-            </m:rPr>
-            <m:t>(</m:t>
-          </m:r>
-          <m:r>
-            <m:t>X</m:t>
-          </m:r>
-          <m:r>
-            <m:rPr>
-              <m:sty m:val="p"/>
-            </m:rPr>
-            <m:t>)</m:t>
+            <m:t>​</m:t>
           </m:r>
           <m:r>
             <m:rPr>
@@ -5714,6 +6709,9 @@
             </m:rPr>
             <m:t>E</m:t>
           </m:r>
+          <m:r>
+            <m:t>​</m:t>
+          </m:r>
           <m:d>
             <m:dPr>
               <m:begChr m:val="["/>
@@ -5726,72 +6724,74 @@
                 <m:t>K</m:t>
               </m:r>
               <m:r>
-                <m:rPr>
-                  <m:sty m:val="p"/>
-                </m:rPr>
-                <m:t>(</m:t>
+                <m:t>​</m:t>
               </m:r>
-              <m:sSup>
+              <m:d>
+                <m:dPr>
+                  <m:begChr m:val="("/>
+                  <m:sepChr m:val=""/>
+                  <m:endChr m:val=")"/>
+                  <m:grow/>
+                </m:dPr>
                 <m:e>
+                  <m:sSup>
+                    <m:e>
+                      <m:r>
+                        <m:t>X</m:t>
+                      </m:r>
+                    </m:e>
+                    <m:sup>
+                      <m:r>
+                        <m:t>n</m:t>
+                      </m:r>
+                    </m:sup>
+                  </m:sSup>
                   <m:r>
-                    <m:t>X</m:t>
+                    <m:rPr>
+                      <m:sty m:val="p"/>
+                    </m:rPr>
+                    <m:t>∣</m:t>
                   </m:r>
-                </m:e>
-                <m:sup>
                   <m:r>
                     <m:t>n</m:t>
                   </m:r>
-                </m:sup>
-              </m:sSup>
+                </m:e>
+              </m:d>
               <m:r>
-                <m:rPr>
-                  <m:sty m:val="p"/>
-                </m:rPr>
-                <m:t>∣</m:t>
-              </m:r>
-              <m:r>
-                <m:t>n</m:t>
-              </m:r>
-              <m:r>
-                <m:rPr>
-                  <m:sty m:val="p"/>
-                </m:rPr>
-                <m:t>)</m:t>
+                <m:t>​</m:t>
               </m:r>
             </m:e>
           </m:d>
+          <m:r>
+            <m:t>​</m:t>
+          </m:r>
           <m:r>
             <m:rPr>
               <m:sty m:val="p"/>
             </m:rPr>
             <m:t>≤</m:t>
           </m:r>
-          <m:sSub>
+          <m:r>
+            <m:t>H</m:t>
+          </m:r>
+          <m:r>
+            <m:t>​</m:t>
+          </m:r>
+          <m:d>
+            <m:dPr>
+              <m:begChr m:val="("/>
+              <m:sepChr m:val=""/>
+              <m:endChr m:val=")"/>
+              <m:grow/>
+            </m:dPr>
             <m:e>
               <m:r>
-                <m:t>H</m:t>
+                <m:t>X</m:t>
               </m:r>
             </m:e>
-            <m:sub>
-              <m:r>
-                <m:t>2</m:t>
-              </m:r>
-            </m:sub>
-          </m:sSub>
+          </m:d>
           <m:r>
-            <m:rPr>
-              <m:sty m:val="p"/>
-            </m:rPr>
-            <m:t>(</m:t>
-          </m:r>
-          <m:r>
-            <m:t>X</m:t>
-          </m:r>
-          <m:r>
-            <m:rPr>
-              <m:sty m:val="p"/>
-            </m:rPr>
-            <m:t>)</m:t>
+            <m:t>​</m:t>
           </m:r>
           <m:r>
             <m:rPr>
@@ -5936,38 +6936,100 @@
           <m:t>E</m:t>
         </m:r>
         <m:r>
-          <m:rPr>
-            <m:sty m:val="p"/>
-          </m:rPr>
-          <m:t>[</m:t>
-        </m:r>
-        <m:r>
-          <m:t>K</m:t>
-        </m:r>
-        <m:r>
-          <m:rPr>
-            <m:sty m:val="p"/>
-          </m:rPr>
-          <m:t>(</m:t>
-        </m:r>
-        <m:sSup>
+          <m:t>​</m:t>
+        </m:r>
+        <m:d>
+          <m:dPr>
+            <m:begChr m:val="["/>
+            <m:sepChr m:val=""/>
+            <m:endChr m:val="]"/>
+            <m:grow/>
+          </m:dPr>
+          <m:e>
+            <m:r>
+              <m:t>K</m:t>
+            </m:r>
+            <m:r>
+              <m:t>​</m:t>
+            </m:r>
+            <m:d>
+              <m:dPr>
+                <m:begChr m:val="("/>
+                <m:sepChr m:val=""/>
+                <m:endChr m:val=")"/>
+                <m:grow/>
+              </m:dPr>
+              <m:e>
+                <m:sSup>
+                  <m:e>
+                    <m:r>
+                      <m:t>X</m:t>
+                    </m:r>
+                  </m:e>
+                  <m:sup>
+                    <m:r>
+                      <m:t>n</m:t>
+                    </m:r>
+                  </m:sup>
+                </m:sSup>
+                <m:r>
+                  <m:rPr>
+                    <m:sty m:val="p"/>
+                  </m:rPr>
+                  <m:t>∣</m:t>
+                </m:r>
+                <m:r>
+                  <m:t>n</m:t>
+                </m:r>
+              </m:e>
+            </m:d>
+            <m:r>
+              <m:t>​</m:t>
+            </m:r>
+          </m:e>
+        </m:d>
+        <m:r>
+          <m:t>​</m:t>
+        </m:r>
+        <m:r>
+          <m:rPr>
+            <m:sty m:val="p"/>
+          </m:rPr>
+          <m:t>→</m:t>
+        </m:r>
+        <m:r>
+          <m:t>H</m:t>
+        </m:r>
+        <m:r>
+          <m:t>​</m:t>
+        </m:r>
+        <m:d>
+          <m:dPr>
+            <m:begChr m:val="("/>
+            <m:sepChr m:val=""/>
+            <m:endChr m:val=")"/>
+            <m:grow/>
+          </m:dPr>
           <m:e>
             <m:r>
               <m:t>X</m:t>
             </m:r>
           </m:e>
-          <m:sup>
-            <m:r>
-              <m:t>n</m:t>
-            </m:r>
-          </m:sup>
-        </m:sSup>
-        <m:r>
-          <m:rPr>
-            <m:sty m:val="p"/>
-          </m:rPr>
-          <m:t>∣</m:t>
-        </m:r>
+        </m:d>
+        <m:r>
+          <m:t>​</m:t>
+        </m:r>
+      </m:oMath>
+      <w:r>
+        <w:t xml:space="preserve"> </w:t>
+      </w:r>
+      <w:r>
+        <w:t xml:space="preserve">as</w:t>
+      </w:r>
+      <w:r>
+        <w:t xml:space="preserve"> </w:t>
+      </w:r>
+      <m:oMath>
         <m:r>
           <m:t>n</m:t>
         </m:r>
@@ -5975,67 +7037,8 @@
           <m:rPr>
             <m:sty m:val="p"/>
           </m:rPr>
-          <m:t>)</m:t>
-        </m:r>
-        <m:r>
-          <m:rPr>
-            <m:sty m:val="p"/>
-          </m:rPr>
-          <m:t>]</m:t>
-        </m:r>
-        <m:r>
-          <m:rPr>
-            <m:sty m:val="p"/>
-          </m:rPr>
           <m:t>→</m:t>
         </m:r>
-        <m:sSub>
-          <m:e>
-            <m:r>
-              <m:t>H</m:t>
-            </m:r>
-          </m:e>
-          <m:sub>
-            <m:r>
-              <m:t>2</m:t>
-            </m:r>
-          </m:sub>
-        </m:sSub>
-        <m:r>
-          <m:rPr>
-            <m:sty m:val="p"/>
-          </m:rPr>
-          <m:t>(</m:t>
-        </m:r>
-        <m:r>
-          <m:t>X</m:t>
-        </m:r>
-        <m:r>
-          <m:rPr>
-            <m:sty m:val="p"/>
-          </m:rPr>
-          <m:t>)</m:t>
-        </m:r>
-      </m:oMath>
-      <w:r>
-        <w:t xml:space="preserve"> </w:t>
-      </w:r>
-      <w:r>
-        <w:t xml:space="preserve">as</w:t>
-      </w:r>
-      <w:r>
-        <w:t xml:space="preserve"> </w:t>
-      </w:r>
-      <m:oMath>
-        <m:r>
-          <m:t>n</m:t>
-        </m:r>
-        <m:r>
-          <m:rPr>
-            <m:sty m:val="p"/>
-          </m:rPr>
-          <m:t>→</m:t>
-        </m:r>
         <m:r>
           <m:rPr>
             <m:sty m:val="p"/>
@@ -6062,7 +7065,7 @@
         <w:t xml:space="preserve">.</w:t>
       </w:r>
     </w:p>
-    <w:bookmarkEnd w:id="23"/>
+    <w:bookmarkEnd w:id="24"/>
     <w:p>
       <w:pPr>
         <w:pStyle w:val="BodyText"/>
@@ -6178,7 +7181,7 @@
       <w:r>
         <w:t xml:space="preserve"> </w:t>
       </w:r>
-      <w:hyperlink r:id="rId24">
+      <w:hyperlink r:id="rId25">
         <w:r>
           <w:rPr>
             <w:rStyle w:val="Hyperlink"/>
@@ -6198,7 +7201,7 @@
       <w:r>
         <w:t xml:space="preserve"> </w:t>
       </w:r>
-      <w:hyperlink r:id="rId25">
+      <w:hyperlink r:id="rId26">
         <w:r>
           <w:rPr>
             <w:rStyle w:val="Hyperlink"/>
@@ -6223,20 +7226,143 @@
           <m:t>E</m:t>
         </m:r>
         <m:r>
-          <m:rPr>
-            <m:sty m:val="p"/>
-          </m:rPr>
-          <m:t>[</m:t>
-        </m:r>
-        <m:r>
-          <m:t>K</m:t>
-        </m:r>
-        <m:r>
-          <m:rPr>
-            <m:sty m:val="p"/>
-          </m:rPr>
-          <m:t>(</m:t>
-        </m:r>
+          <m:t>​</m:t>
+        </m:r>
+        <m:d>
+          <m:dPr>
+            <m:begChr m:val="["/>
+            <m:sepChr m:val=""/>
+            <m:endChr m:val="]"/>
+            <m:grow/>
+          </m:dPr>
+          <m:e>
+            <m:r>
+              <m:t>K</m:t>
+            </m:r>
+            <m:r>
+              <m:t>​</m:t>
+            </m:r>
+            <m:d>
+              <m:dPr>
+                <m:begChr m:val="("/>
+                <m:sepChr m:val=""/>
+                <m:endChr m:val=")"/>
+                <m:grow/>
+              </m:dPr>
+              <m:e>
+                <m:sSup>
+                  <m:e>
+                    <m:r>
+                      <m:t>X</m:t>
+                    </m:r>
+                  </m:e>
+                  <m:sup>
+                    <m:r>
+                      <m:t>n</m:t>
+                    </m:r>
+                  </m:sup>
+                </m:sSup>
+                <m:r>
+                  <m:rPr>
+                    <m:sty m:val="p"/>
+                  </m:rPr>
+                  <m:t>∣</m:t>
+                </m:r>
+                <m:r>
+                  <m:t>n</m:t>
+                </m:r>
+              </m:e>
+            </m:d>
+            <m:r>
+              <m:t>​</m:t>
+            </m:r>
+          </m:e>
+        </m:d>
+        <m:r>
+          <m:t>​</m:t>
+        </m:r>
+      </m:oMath>
+      <w:r>
+        <w:t xml:space="preserve">.</w:t>
+      </w:r>
+      <w:r>
+        <w:t xml:space="preserve"> </w:t>
+      </w:r>
+      <w:r>
+        <w:t xml:space="preserve">If</w:t>
+      </w:r>
+      <w:r>
+        <w:t xml:space="preserve"> </w:t>
+      </w:r>
+      <m:oMath>
+        <m:r>
+          <m:t>X</m:t>
+        </m:r>
+      </m:oMath>
+      <w:r>
+        <w:t xml:space="preserve"> </w:t>
+      </w:r>
+      <w:r>
+        <w:t xml:space="preserve">takes only one value with positive probability,</w:t>
+      </w:r>
+      <w:r>
+        <w:t xml:space="preserve"> </w:t>
+      </w:r>
+      <w:r>
+        <w:t xml:space="preserve">then</w:t>
+      </w:r>
+      <w:r>
+        <w:t xml:space="preserve"> </w:t>
+      </w:r>
+      <m:oMath>
+        <m:r>
+          <m:t>H</m:t>
+        </m:r>
+        <m:r>
+          <m:t>​</m:t>
+        </m:r>
+        <m:d>
+          <m:dPr>
+            <m:begChr m:val="("/>
+            <m:sepChr m:val=""/>
+            <m:endChr m:val=")"/>
+            <m:grow/>
+          </m:dPr>
+          <m:e>
+            <m:r>
+              <m:t>X</m:t>
+            </m:r>
+          </m:e>
+        </m:d>
+        <m:r>
+          <m:t>​</m:t>
+        </m:r>
+        <m:r>
+          <m:rPr>
+            <m:sty m:val="p"/>
+          </m:rPr>
+          <m:t>=</m:t>
+        </m:r>
+        <m:r>
+          <m:t>0</m:t>
+        </m:r>
+      </m:oMath>
+      <w:r>
+        <w:t xml:space="preserve"> </w:t>
+      </w:r>
+      <w:r>
+        <w:t xml:space="preserve">and the lower bound holds trivially.</w:t>
+      </w:r>
+      <w:r>
+        <w:t xml:space="preserve"> </w:t>
+      </w:r>
+      <w:r>
+        <w:t xml:space="preserve">Otherwise,</w:t>
+      </w:r>
+      <w:r>
+        <w:t xml:space="preserve"> </w:t>
+      </w:r>
+      <m:oMath>
         <m:sSup>
           <m:e>
             <m:r>
@@ -6249,126 +7375,6 @@
             </m:r>
           </m:sup>
         </m:sSup>
-        <m:r>
-          <m:rPr>
-            <m:sty m:val="p"/>
-          </m:rPr>
-          <m:t>∣</m:t>
-        </m:r>
-        <m:r>
-          <m:t>n</m:t>
-        </m:r>
-        <m:r>
-          <m:rPr>
-            <m:sty m:val="p"/>
-          </m:rPr>
-          <m:t>)</m:t>
-        </m:r>
-        <m:r>
-          <m:rPr>
-            <m:sty m:val="p"/>
-          </m:rPr>
-          <m:t>]</m:t>
-        </m:r>
-      </m:oMath>
-      <w:r>
-        <w:t xml:space="preserve">.</w:t>
-      </w:r>
-      <w:r>
-        <w:t xml:space="preserve"> </w:t>
-      </w:r>
-      <w:r>
-        <w:t xml:space="preserve">If</w:t>
-      </w:r>
-      <w:r>
-        <w:t xml:space="preserve"> </w:t>
-      </w:r>
-      <m:oMath>
-        <m:r>
-          <m:t>X</m:t>
-        </m:r>
-      </m:oMath>
-      <w:r>
-        <w:t xml:space="preserve"> </w:t>
-      </w:r>
-      <w:r>
-        <w:t xml:space="preserve">takes only one value with positive probability,</w:t>
-      </w:r>
-      <w:r>
-        <w:t xml:space="preserve"> </w:t>
-      </w:r>
-      <w:r>
-        <w:t xml:space="preserve">then</w:t>
-      </w:r>
-      <w:r>
-        <w:t xml:space="preserve"> </w:t>
-      </w:r>
-      <m:oMath>
-        <m:sSub>
-          <m:e>
-            <m:r>
-              <m:t>H</m:t>
-            </m:r>
-          </m:e>
-          <m:sub>
-            <m:r>
-              <m:t>2</m:t>
-            </m:r>
-          </m:sub>
-        </m:sSub>
-        <m:r>
-          <m:rPr>
-            <m:sty m:val="p"/>
-          </m:rPr>
-          <m:t>(</m:t>
-        </m:r>
-        <m:r>
-          <m:t>X</m:t>
-        </m:r>
-        <m:r>
-          <m:rPr>
-            <m:sty m:val="p"/>
-          </m:rPr>
-          <m:t>)</m:t>
-        </m:r>
-        <m:r>
-          <m:rPr>
-            <m:sty m:val="p"/>
-          </m:rPr>
-          <m:t>=</m:t>
-        </m:r>
-        <m:r>
-          <m:t>0</m:t>
-        </m:r>
-      </m:oMath>
-      <w:r>
-        <w:t xml:space="preserve"> </w:t>
-      </w:r>
-      <w:r>
-        <w:t xml:space="preserve">and the lower bound holds trivially.</w:t>
-      </w:r>
-      <w:r>
-        <w:t xml:space="preserve"> </w:t>
-      </w:r>
-      <w:r>
-        <w:t xml:space="preserve">Otherwise,</w:t>
-      </w:r>
-      <w:r>
-        <w:t xml:space="preserve"> </w:t>
-      </w:r>
-      <m:oMath>
-        <m:sSup>
-          <m:e>
-            <m:r>
-              <m:t>X</m:t>
-            </m:r>
-          </m:e>
-          <m:sup>
-            <m:r>
-              <m:t>n</m:t>
-            </m:r>
-          </m:sup>
-        </m:sSup>
       </m:oMath>
       <w:r>
         <w:t xml:space="preserve"> </w:t>
@@ -6385,7 +7391,7 @@
       <w:r>
         <w:t xml:space="preserve"> </w:t>
       </w:r>
-      <w:hyperlink r:id="rId26">
+      <w:hyperlink r:id="rId27">
         <w:r>
           <w:rPr>
             <w:rStyle w:val="Hyperlink"/>
@@ -6410,52 +7416,60 @@
           <m:t>E</m:t>
         </m:r>
         <m:r>
-          <m:rPr>
-            <m:sty m:val="p"/>
-          </m:rPr>
-          <m:t>[</m:t>
-        </m:r>
-        <m:r>
-          <m:t>K</m:t>
-        </m:r>
-        <m:r>
-          <m:rPr>
-            <m:sty m:val="p"/>
-          </m:rPr>
-          <m:t>(</m:t>
-        </m:r>
-        <m:sSup>
-          <m:e>
-            <m:r>
-              <m:t>X</m:t>
-            </m:r>
-          </m:e>
-          <m:sup>
-            <m:r>
-              <m:t>n</m:t>
-            </m:r>
-          </m:sup>
-        </m:sSup>
-        <m:r>
-          <m:rPr>
-            <m:sty m:val="p"/>
-          </m:rPr>
-          <m:t>∣</m:t>
-        </m:r>
-        <m:r>
-          <m:t>n</m:t>
-        </m:r>
-        <m:r>
-          <m:rPr>
-            <m:sty m:val="p"/>
-          </m:rPr>
-          <m:t>)</m:t>
-        </m:r>
-        <m:r>
-          <m:rPr>
-            <m:sty m:val="p"/>
-          </m:rPr>
-          <m:t>]</m:t>
+          <m:t>​</m:t>
+        </m:r>
+        <m:d>
+          <m:dPr>
+            <m:begChr m:val="["/>
+            <m:sepChr m:val=""/>
+            <m:endChr m:val="]"/>
+            <m:grow/>
+          </m:dPr>
+          <m:e>
+            <m:r>
+              <m:t>K</m:t>
+            </m:r>
+            <m:r>
+              <m:t>​</m:t>
+            </m:r>
+            <m:d>
+              <m:dPr>
+                <m:begChr m:val="("/>
+                <m:sepChr m:val=""/>
+                <m:endChr m:val=")"/>
+                <m:grow/>
+              </m:dPr>
+              <m:e>
+                <m:sSup>
+                  <m:e>
+                    <m:r>
+                      <m:t>X</m:t>
+                    </m:r>
+                  </m:e>
+                  <m:sup>
+                    <m:r>
+                      <m:t>n</m:t>
+                    </m:r>
+                  </m:sup>
+                </m:sSup>
+                <m:r>
+                  <m:rPr>
+                    <m:sty m:val="p"/>
+                  </m:rPr>
+                  <m:t>∣</m:t>
+                </m:r>
+                <m:r>
+                  <m:t>n</m:t>
+                </m:r>
+              </m:e>
+            </m:d>
+            <m:r>
+              <m:t>​</m:t>
+            </m:r>
+          </m:e>
+        </m:d>
+        <m:r>
+          <m:t>​</m:t>
         </m:r>
         <m:r>
           <m:rPr>
@@ -6463,41 +7477,36 @@
           </m:rPr>
           <m:t>≥</m:t>
         </m:r>
-        <m:sSub>
-          <m:e>
-            <m:r>
-              <m:t>H</m:t>
-            </m:r>
-          </m:e>
-          <m:sub>
-            <m:r>
-              <m:t>2</m:t>
-            </m:r>
-          </m:sub>
-        </m:sSub>
-        <m:r>
-          <m:rPr>
-            <m:sty m:val="p"/>
-          </m:rPr>
-          <m:t>(</m:t>
-        </m:r>
-        <m:sSup>
-          <m:e>
-            <m:r>
-              <m:t>X</m:t>
-            </m:r>
-          </m:e>
-          <m:sup>
-            <m:r>
-              <m:t>n</m:t>
-            </m:r>
-          </m:sup>
-        </m:sSup>
-        <m:r>
-          <m:rPr>
-            <m:sty m:val="p"/>
-          </m:rPr>
-          <m:t>)</m:t>
+        <m:r>
+          <m:t>H</m:t>
+        </m:r>
+        <m:r>
+          <m:t>​</m:t>
+        </m:r>
+        <m:d>
+          <m:dPr>
+            <m:begChr m:val="("/>
+            <m:sepChr m:val=""/>
+            <m:endChr m:val=")"/>
+            <m:grow/>
+          </m:dPr>
+          <m:e>
+            <m:sSup>
+              <m:e>
+                <m:r>
+                  <m:t>X</m:t>
+                </m:r>
+              </m:e>
+              <m:sup>
+                <m:r>
+                  <m:t>n</m:t>
+                </m:r>
+              </m:sup>
+            </m:sSup>
+          </m:e>
+        </m:d>
+        <m:r>
+          <m:t>​</m:t>
         </m:r>
       </m:oMath>
       <w:r>
@@ -6512,7 +7521,7 @@
       <w:r>
         <w:t xml:space="preserve"> </w:t>
       </w:r>
-      <w:hyperlink r:id="rId27">
+      <w:hyperlink r:id="rId28">
         <w:r>
           <w:rPr>
             <w:rStyle w:val="Hyperlink"/>
@@ -6553,77 +7562,67 @@
         <w:t xml:space="preserve"> </w:t>
       </w:r>
       <m:oMath>
-        <m:sSub>
-          <m:e>
-            <m:r>
-              <m:t>H</m:t>
-            </m:r>
-          </m:e>
-          <m:sub>
-            <m:r>
-              <m:t>2</m:t>
-            </m:r>
-          </m:sub>
-        </m:sSub>
-        <m:r>
-          <m:rPr>
-            <m:sty m:val="p"/>
-          </m:rPr>
-          <m:t>(</m:t>
-        </m:r>
-        <m:sSup>
+        <m:r>
+          <m:t>H</m:t>
+        </m:r>
+        <m:r>
+          <m:t>​</m:t>
+        </m:r>
+        <m:d>
+          <m:dPr>
+            <m:begChr m:val="("/>
+            <m:sepChr m:val=""/>
+            <m:endChr m:val=")"/>
+            <m:grow/>
+          </m:dPr>
+          <m:e>
+            <m:sSup>
+              <m:e>
+                <m:r>
+                  <m:t>X</m:t>
+                </m:r>
+              </m:e>
+              <m:sup>
+                <m:r>
+                  <m:t>n</m:t>
+                </m:r>
+              </m:sup>
+            </m:sSup>
+          </m:e>
+        </m:d>
+        <m:r>
+          <m:t>​</m:t>
+        </m:r>
+        <m:r>
+          <m:rPr>
+            <m:sty m:val="p"/>
+          </m:rPr>
+          <m:t>=</m:t>
+        </m:r>
+        <m:r>
+          <m:t>n</m:t>
+        </m:r>
+        <m:r>
+          <m:t>H</m:t>
+        </m:r>
+        <m:r>
+          <m:t>​</m:t>
+        </m:r>
+        <m:d>
+          <m:dPr>
+            <m:begChr m:val="("/>
+            <m:sepChr m:val=""/>
+            <m:endChr m:val=")"/>
+            <m:grow/>
+          </m:dPr>
           <m:e>
             <m:r>
               <m:t>X</m:t>
             </m:r>
           </m:e>
-          <m:sup>
-            <m:r>
-              <m:t>n</m:t>
-            </m:r>
-          </m:sup>
-        </m:sSup>
-        <m:r>
-          <m:rPr>
-            <m:sty m:val="p"/>
-          </m:rPr>
-          <m:t>)</m:t>
-        </m:r>
-        <m:r>
-          <m:rPr>
-            <m:sty m:val="p"/>
-          </m:rPr>
-          <m:t>=</m:t>
-        </m:r>
-        <m:r>
-          <m:t>n</m:t>
-        </m:r>
-        <m:sSub>
-          <m:e>
-            <m:r>
-              <m:t>H</m:t>
-            </m:r>
-          </m:e>
-          <m:sub>
-            <m:r>
-              <m:t>2</m:t>
-            </m:r>
-          </m:sub>
-        </m:sSub>
-        <m:r>
-          <m:rPr>
-            <m:sty m:val="p"/>
-          </m:rPr>
-          <m:t>(</m:t>
-        </m:r>
-        <m:r>
-          <m:t>X</m:t>
-        </m:r>
-        <m:r>
-          <m:rPr>
-            <m:sty m:val="p"/>
-          </m:rPr>
-          <m:t>)</m:t>
+        </m:d>
+        <m:r>
+          <m:t>​</m:t>
         </m:r>
       </m:oMath>
       <w:r>
@@ -6837,32 +7836,27 @@
         <m:r>
           <m:t>n</m:t>
         </m:r>
-        <m:sSub>
-          <m:e>
-            <m:r>
-              <m:t>H</m:t>
-            </m:r>
-          </m:e>
-          <m:sub>
-            <m:r>
-              <m:t>2</m:t>
-            </m:r>
-          </m:sub>
-        </m:sSub>
-        <m:r>
-          <m:rPr>
-            <m:sty m:val="p"/>
-          </m:rPr>
-          <m:t>(</m:t>
-        </m:r>
-        <m:r>
-          <m:t>X</m:t>
-        </m:r>
-        <m:r>
-          <m:rPr>
-            <m:sty m:val="p"/>
-          </m:rPr>
-          <m:t>)</m:t>
+        <m:r>
+          <m:t>H</m:t>
+        </m:r>
+        <m:r>
+          <m:t>​</m:t>
+        </m:r>
+        <m:d>
+          <m:dPr>
+            <m:begChr m:val="("/>
+            <m:sepChr m:val=""/>
+            <m:endChr m:val=")"/>
+            <m:grow/>
+          </m:dPr>
+          <m:e>
+            <m:r>
+              <m:t>X</m:t>
+            </m:r>
+          </m:e>
+        </m:d>
+        <m:r>
+          <m:t>​</m:t>
         </m:r>
       </m:oMath>
       <w:r>
@@ -6872,7 +7866,7 @@
         <w:t xml:space="preserve">digits on average.</w:t>
       </w:r>
     </w:p>
-    <w:bookmarkStart w:id="29" w:name="rem-kolmogorov-vs-entropy"/>
+    <w:bookmarkStart w:id="30" w:name="rem-kolmogorov-vs-entropy"/>
     <w:p>
       <w:pPr>
         <w:pStyle w:val="BodyText"/>
@@ -6893,7 +7887,7 @@
       <w:r>
         <w:t xml:space="preserve"> </w:t>
       </w:r>
-      <w:hyperlink r:id="rId28">
+      <w:hyperlink r:id="rId29">
         <w:r>
           <w:rPr>
             <w:rStyle w:val="Hyperlink"/>
@@ -7014,19 +8008,38 @@
           <m:t>K</m:t>
         </m:r>
         <m:r>
-          <m:rPr>
-            <m:sty m:val="p"/>
-          </m:rPr>
-          <m:t>(</m:t>
-        </m:r>
-        <m:r>
-          <m:t>x</m:t>
-        </m:r>
-        <m:r>
-          <m:rPr>
-            <m:sty m:val="p"/>
-          </m:rPr>
-          <m:t>∣</m:t>
+          <m:t>​</m:t>
+        </m:r>
+        <m:d>
+          <m:dPr>
+            <m:begChr m:val="("/>
+            <m:sepChr m:val=""/>
+            <m:endChr m:val=")"/>
+            <m:grow/>
+          </m:dPr>
+          <m:e>
+            <m:r>
+              <m:t>x</m:t>
+            </m:r>
+            <m:r>
+              <m:rPr>
+                <m:sty m:val="p"/>
+              </m:rPr>
+              <m:t>∣</m:t>
+            </m:r>
+            <m:r>
+              <m:t>n</m:t>
+            </m:r>
+          </m:e>
+        </m:d>
+        <m:r>
+          <m:t>​</m:t>
+        </m:r>
+        <m:r>
+          <m:rPr>
+            <m:sty m:val="p"/>
+          </m:rPr>
+          <m:t>/</m:t>
         </m:r>
         <m:r>
           <m:t>n</m:t>
@@ -7035,7 +8048,10 @@
           <m:rPr>
             <m:sty m:val="p"/>
           </m:rPr>
-          <m:t>)</m:t>
+          <m:t>≤</m:t>
+        </m:r>
+        <m:r>
+          <m:t>c</m:t>
         </m:r>
         <m:r>
           <m:rPr>
@@ -7046,32 +8062,14 @@
         <m:r>
           <m:t>n</m:t>
         </m:r>
-        <m:r>
-          <m:rPr>
-            <m:sty m:val="p"/>
-          </m:rPr>
-          <m:t>≤</m:t>
-        </m:r>
-        <m:r>
-          <m:t>c</m:t>
-        </m:r>
-        <m:r>
-          <m:rPr>
-            <m:sty m:val="p"/>
-          </m:rPr>
-          <m:t>/</m:t>
-        </m:r>
-        <m:r>
-          <m:t>n</m:t>
-        </m:r>
       </m:oMath>
       <w:r>
         <w:t xml:space="preserve">, tends to 0.</w:t>
       </w:r>
     </w:p>
-    <w:bookmarkEnd w:id="29"/>
     <w:bookmarkEnd w:id="30"/>
-    <w:bookmarkStart w:id="36" w:name="references"/>
+    <w:bookmarkEnd w:id="31"/>
+    <w:bookmarkStart w:id="37" w:name="references"/>
     <w:p>
       <w:pPr>
         <w:pStyle w:val="Heading2"/>
@@ -7080,8 +8078,8 @@
         <w:t xml:space="preserve">References</w:t>
       </w:r>
     </w:p>
-    <w:bookmarkStart w:id="35" w:name="refs"/>
-    <w:bookmarkStart w:id="32" w:name="ref-cover2006elements"/>
+    <w:bookmarkStart w:id="36" w:name="refs"/>
+    <w:bookmarkStart w:id="33" w:name="ref-cover2006elements"/>
     <w:p>
       <w:pPr>
         <w:pStyle w:val="Bibliography"/>
@@ -7105,7 +8103,7 @@
       <w:r>
         <w:t xml:space="preserve"> </w:t>
       </w:r>
-      <w:hyperlink r:id="rId31">
+      <w:hyperlink r:id="rId32">
         <w:r>
           <w:rPr>
             <w:rStyle w:val="Hyperlink"/>
@@ -7117,8 +8115,8 @@
         <w:t xml:space="preserve">.</w:t>
       </w:r>
     </w:p>
-    <w:bookmarkEnd w:id="32"/>
-    <w:bookmarkStart w:id="34" w:name="ref-li2019introduction"/>
+    <w:bookmarkEnd w:id="33"/>
+    <w:bookmarkStart w:id="35" w:name="ref-li2019introduction"/>
     <w:p>
       <w:pPr>
         <w:pStyle w:val="Bibliography"/>
@@ -7142,7 +8140,7 @@
       <w:r>
         <w:t xml:space="preserve"> </w:t>
       </w:r>
-      <w:hyperlink r:id="rId33">
+      <w:hyperlink r:id="rId34">
         <w:r>
           <w:rPr>
             <w:rStyle w:val="Hyperlink"/>
@@ -7154,9 +8152,9 @@
         <w:t xml:space="preserve">.</w:t>
       </w:r>
     </w:p>
-    <w:bookmarkEnd w:id="34"/>
     <w:bookmarkEnd w:id="35"/>
     <w:bookmarkEnd w:id="36"/>
+    <w:bookmarkEnd w:id="37"/>
     <w:sectPr>
       <w:footnotePr>
         <w:numRestart w:val="eachSect"/>

--- a/kolmogorov-complexity.docx
+++ b/kolmogorov-complexity.docx
@@ -15,7 +15,7 @@
         <w:pStyle w:val="Date"/>
       </w:pPr>
       <w:r>
-        <w:t xml:space="preserve">Last modified: 2026-10-14 23:34:53 (PDT)</w:t>
+        <w:t xml:space="preserve">Last modified: 2026-10-17 02:34:47 (PDT)</w:t>
       </w:r>
     </w:p>
     <w:p>

--- a/kolmogorov-complexity.docx
+++ b/kolmogorov-complexity.docx
@@ -15,7 +15,7 @@
         <w:pStyle w:val="Date"/>
       </w:pPr>
       <w:r>
-        <w:t xml:space="preserve">Last modified: 2026-10-17 02:34:47 (PDT)</w:t>
+        <w:t xml:space="preserve">Last modified: 2026-10-19 09:39:58 (PDT)</w:t>
       </w:r>
     </w:p>
     <w:p>

--- a/kolmogorov-complexity.docx
+++ b/kolmogorov-complexity.docx
@@ -15,7 +15,7 @@
         <w:pStyle w:val="Date"/>
       </w:pPr>
       <w:r>
-        <w:t xml:space="preserve">Last modified: 2026-10-19 09:39:58 (PDT)</w:t>
+        <w:t xml:space="preserve">Last modified: 2026-10-19 11:40:30 (PDT)</w:t>
       </w:r>
     </w:p>
     <w:p>

--- a/kolmogorov-complexity.docx
+++ b/kolmogorov-complexity.docx
@@ -15,7 +15,7 @@
         <w:pStyle w:val="Date"/>
       </w:pPr>
       <w:r>
-        <w:t xml:space="preserve">Last modified: 2026-10-19 11:40:30 (PDT)</w:t>
+        <w:t xml:space="preserve">Last modified: 2026-10-24 21:50:07 (PDT)</w:t>
       </w:r>
     </w:p>
     <w:p>

--- a/kolmogorov-complexity.docx
+++ b/kolmogorov-complexity.docx
@@ -15,7 +15,7 @@
         <w:pStyle w:val="Date"/>
       </w:pPr>
       <w:r>
-        <w:t xml:space="preserve">Last modified: 2026-10-24 21:50:07 (PDT)</w:t>
+        <w:t xml:space="preserve">Last modified: 2026-10-24 21:55:03 (PDT)</w:t>
       </w:r>
     </w:p>
     <w:p>
@@ -6705,6 +6705,7 @@
           </m:f>
           <m:r>
             <m:rPr>
+              <m:scr m:val="double-struck"/>
               <m:sty m:val="p"/>
             </m:rPr>
             <m:t>E</m:t>
@@ -6931,6 +6932,7 @@
         </m:f>
         <m:r>
           <m:rPr>
+            <m:scr m:val="double-struck"/>
             <m:sty m:val="p"/>
           </m:rPr>
           <m:t>E</m:t>
@@ -7221,6 +7223,7 @@
       <m:oMath>
         <m:r>
           <m:rPr>
+            <m:scr m:val="double-struck"/>
             <m:sty m:val="p"/>
           </m:rPr>
           <m:t>E</m:t>
@@ -7411,6 +7414,7 @@
       <m:oMath>
         <m:r>
           <m:rPr>
+            <m:scr m:val="double-struck"/>
             <m:sty m:val="p"/>
           </m:rPr>
           <m:t>E</m:t>

--- a/kolmogorov-complexity.docx
+++ b/kolmogorov-complexity.docx
@@ -15,7 +15,7 @@
         <w:pStyle w:val="Date"/>
       </w:pPr>
       <w:r>
-        <w:t xml:space="preserve">Last modified: 2026-10-24 21:55:03 (PDT)</w:t>
+        <w:t xml:space="preserve">Last modified: 2026-10-26 23:11:44 (PDT)</w:t>
       </w:r>
     </w:p>
     <w:p>

--- a/kolmogorov-complexity.docx
+++ b/kolmogorov-complexity.docx
@@ -15,7 +15,7 @@
         <w:pStyle w:val="Date"/>
       </w:pPr>
       <w:r>
-        <w:t xml:space="preserve">Last modified: 2026-10-26 23:11:44 (PDT)</w:t>
+        <w:t xml:space="preserve">Last modified: 2026-10-27 13:11:13 (PDT)</w:t>
       </w:r>
     </w:p>
     <w:p>

--- a/kolmogorov-complexity.docx
+++ b/kolmogorov-complexity.docx
@@ -15,7 +15,7 @@
         <w:pStyle w:val="Date"/>
       </w:pPr>
       <w:r>
-        <w:t xml:space="preserve">Last modified: 2026-10-27 13:11:13 (PDT)</w:t>
+        <w:t xml:space="preserve">Last modified: 2026-10-28 16:01:27 (PDT)</w:t>
       </w:r>
     </w:p>
     <w:p>

--- a/kolmogorov-complexity.docx
+++ b/kolmogorov-complexity.docx
@@ -15,7 +15,7 @@
         <w:pStyle w:val="Date"/>
       </w:pPr>
       <w:r>
-        <w:t xml:space="preserve">Last modified: 2026-10-28 16:01:27 (PDT)</w:t>
+        <w:t xml:space="preserve">Last modified: 2026-10-29 15:05:11 (PDT)</w:t>
       </w:r>
     </w:p>
     <w:p>

--- a/kolmogorov-complexity.docx
+++ b/kolmogorov-complexity.docx
@@ -15,7 +15,7 @@
         <w:pStyle w:val="Date"/>
       </w:pPr>
       <w:r>
-        <w:t xml:space="preserve">Last modified: 2026-10-29 15:05:11 (PDT)</w:t>
+        <w:t xml:space="preserve">Last modified: 2026-10-29 18:15:54 (PDT)</w:t>
       </w:r>
     </w:p>
     <w:p>

--- a/kolmogorov-complexity.docx
+++ b/kolmogorov-complexity.docx
@@ -15,7 +15,7 @@
         <w:pStyle w:val="Date"/>
       </w:pPr>
       <w:r>
-        <w:t xml:space="preserve">Last modified: 2026-10-29 18:15:54 (PDT)</w:t>
+        <w:t xml:space="preserve">Last modified: 2026-10-30 13:54:17 (PDT)</w:t>
       </w:r>
     </w:p>
     <w:p>
